--- a/Lösungsarchitektur.docx
+++ b/Lösungsarchitektur.docx
@@ -5,14 +5,16 @@
     <w:tbl>
       <w:tblPr>
         <w:tblStyle w:val="Gitternetztabelle5dunkelAkzent1"/>
-        <w:tblW w:w="0" w:type="auto"/>
+        <w:tblW w:w="4860" w:type="pct"/>
         <w:tblLook w:val="04A0" w:firstRow="1" w:lastRow="0" w:firstColumn="1" w:lastColumn="0" w:noHBand="0" w:noVBand="1"/>
       </w:tblPr>
       <w:tblGrid>
-        <w:gridCol w:w="1622"/>
-        <w:gridCol w:w="2479"/>
-        <w:gridCol w:w="1160"/>
-        <w:gridCol w:w="3801"/>
+        <w:gridCol w:w="491"/>
+        <w:gridCol w:w="1840"/>
+        <w:gridCol w:w="2860"/>
+        <w:gridCol w:w="1183"/>
+        <w:gridCol w:w="3226"/>
+        <w:gridCol w:w="563"/>
       </w:tblGrid>
       <w:tr>
         <w:trPr>
@@ -21,17 +23,19 @@
         <w:tc>
           <w:tcPr>
             <w:cnfStyle w:val="001000000000" w:firstRow="0" w:lastRow="0" w:firstColumn="1" w:lastColumn="0" w:oddVBand="0" w:evenVBand="0" w:oddHBand="0" w:evenHBand="0" w:firstRowFirstColumn="0" w:firstRowLastColumn="0" w:lastRowFirstColumn="0" w:lastRowLastColumn="0"/>
-            <w:tcW w:w="1555" w:type="dxa"/>
+            <w:tcW w:w="1146" w:type="pct"/>
+            <w:gridSpan w:val="2"/>
           </w:tcPr>
           <w:p>
             <w:pPr>
               <w:spacing w:before="0"/>
+              <w:ind w:left="-743" w:firstLine="743"/>
             </w:pPr>
           </w:p>
         </w:tc>
         <w:tc>
           <w:tcPr>
-            <w:tcW w:w="2479" w:type="dxa"/>
+            <w:tcW w:w="1407" w:type="pct"/>
           </w:tcPr>
           <w:p>
             <w:pPr>
@@ -45,7 +49,7 @@
         </w:tc>
         <w:tc>
           <w:tcPr>
-            <w:tcW w:w="0" w:type="auto"/>
+            <w:tcW w:w="582" w:type="pct"/>
           </w:tcPr>
           <w:p>
             <w:pPr>
@@ -59,7 +63,7 @@
         </w:tc>
         <w:tc>
           <w:tcPr>
-            <w:tcW w:w="0" w:type="auto"/>
+            <w:tcW w:w="1587" w:type="pct"/>
           </w:tcPr>
           <w:p>
             <w:pPr>
@@ -69,6 +73,17 @@
             <w:r>
               <w:t>Analyse- / Lösungstechnik</w:t>
             </w:r>
+          </w:p>
+        </w:tc>
+        <w:tc>
+          <w:tcPr>
+            <w:tcW w:w="277" w:type="pct"/>
+          </w:tcPr>
+          <w:p>
+            <w:pPr>
+              <w:spacing w:before="0"/>
+              <w:cnfStyle w:val="100000000000" w:firstRow="1" w:lastRow="0" w:firstColumn="0" w:lastColumn="0" w:oddVBand="0" w:evenVBand="0" w:oddHBand="0" w:evenHBand="0" w:firstRowFirstColumn="0" w:firstRowLastColumn="0" w:lastRowFirstColumn="0" w:lastRowLastColumn="0"/>
+            </w:pPr>
           </w:p>
         </w:tc>
       </w:tr>
@@ -79,11 +94,13 @@
         <w:tc>
           <w:tcPr>
             <w:cnfStyle w:val="001000000000" w:firstRow="0" w:lastRow="0" w:firstColumn="1" w:lastColumn="0" w:oddVBand="0" w:evenVBand="0" w:oddHBand="0" w:evenHBand="0" w:firstRowFirstColumn="0" w:firstRowLastColumn="0" w:lastRowFirstColumn="0" w:lastRowLastColumn="0"/>
-            <w:tcW w:w="1555" w:type="dxa"/>
+            <w:tcW w:w="1146" w:type="pct"/>
+            <w:gridSpan w:val="2"/>
           </w:tcPr>
           <w:p>
             <w:pPr>
               <w:spacing w:before="0"/>
+              <w:ind w:left="-743" w:firstLine="743"/>
             </w:pPr>
             <w:r>
               <w:t>Unlösbares Puzzle</w:t>
@@ -92,7 +109,7 @@
         </w:tc>
         <w:tc>
           <w:tcPr>
-            <w:tcW w:w="2479" w:type="dxa"/>
+            <w:tcW w:w="1407" w:type="pct"/>
           </w:tcPr>
           <w:p>
             <w:pPr>
@@ -106,7 +123,7 @@
         </w:tc>
         <w:tc>
           <w:tcPr>
-            <w:tcW w:w="0" w:type="auto"/>
+            <w:tcW w:w="582" w:type="pct"/>
             <w:vMerge w:val="restart"/>
           </w:tcPr>
           <w:p>
@@ -127,7 +144,8 @@
         </w:tc>
         <w:tc>
           <w:tcPr>
-            <w:tcW w:w="0" w:type="auto"/>
+            <w:tcW w:w="1587" w:type="pct"/>
+            <w:vMerge w:val="restart"/>
           </w:tcPr>
           <w:p>
             <w:pPr>
@@ -135,7 +153,161 @@
               <w:cnfStyle w:val="000000100000" w:firstRow="0" w:lastRow="0" w:firstColumn="0" w:lastColumn="0" w:oddVBand="0" w:evenVBand="0" w:oddHBand="1" w:evenHBand="0" w:firstRowFirstColumn="0" w:firstRowLastColumn="0" w:lastRowFirstColumn="0" w:lastRowLastColumn="0"/>
             </w:pPr>
             <w:r>
-              <w:t>Beim schrittweisen Lösen des Puzzles ergibt ein Schritt ein widerspruchsvolles (partiell gelöstes) Puzzle.</w:t>
+              <w:t xml:space="preserve">Beim schrittweisen Lösen des Puzzles ergibt </w:t>
+            </w:r>
+            <w:r>
+              <w:t>schließlich ein</w:t>
+            </w:r>
+            <w:r>
+              <w:t xml:space="preserve"> Schritt ein widerspruchsvolles (partiell gelöstes) Puzzle</w:t>
+            </w:r>
+          </w:p>
+          <w:p>
+            <w:pPr>
+              <w:pStyle w:val="Listenabsatz"/>
+              <w:numPr>
+                <w:ilvl w:val="0"/>
+                <w:numId w:val="20"/>
+              </w:numPr>
+              <w:spacing w:before="0"/>
+              <w:cnfStyle w:val="000000100000" w:firstRow="0" w:lastRow="0" w:firstColumn="0" w:lastColumn="0" w:oddVBand="0" w:evenVBand="0" w:oddHBand="1" w:evenHBand="0" w:firstRowFirstColumn="0" w:firstRowLastColumn="0" w:lastRowFirstColumn="0" w:lastRowLastColumn="0"/>
+            </w:pPr>
+            <w:r>
+              <w:t>Kandidatenauswertung</w:t>
+            </w:r>
+          </w:p>
+          <w:p>
+            <w:pPr>
+              <w:pStyle w:val="Listenabsatz"/>
+              <w:numPr>
+                <w:ilvl w:val="0"/>
+                <w:numId w:val="20"/>
+              </w:numPr>
+              <w:spacing w:before="0"/>
+              <w:cnfStyle w:val="000000100000" w:firstRow="0" w:lastRow="0" w:firstColumn="0" w:lastColumn="0" w:oddVBand="0" w:evenVBand="0" w:oddHBand="1" w:evenHBand="0" w:firstRowFirstColumn="0" w:firstRowLastColumn="0" w:lastRowFirstColumn="0" w:lastRowLastColumn="0"/>
+            </w:pPr>
+            <w:r>
+              <w:t>Notwendigkeitsregel</w:t>
+            </w:r>
+          </w:p>
+          <w:p>
+            <w:pPr>
+              <w:pStyle w:val="Listenabsatz"/>
+              <w:numPr>
+                <w:ilvl w:val="0"/>
+                <w:numId w:val="20"/>
+              </w:numPr>
+              <w:spacing w:before="0"/>
+              <w:cnfStyle w:val="000000100000" w:firstRow="0" w:lastRow="0" w:firstColumn="0" w:lastColumn="0" w:oddVBand="0" w:evenVBand="0" w:oddHBand="1" w:evenHBand="0" w:firstRowFirstColumn="0" w:firstRowLastColumn="0" w:lastRowFirstColumn="0" w:lastRowLastColumn="0"/>
+            </w:pPr>
+            <w:r>
+              <w:t>Single</w:t>
+            </w:r>
+            <w:r>
+              <w:t>-Regel</w:t>
+            </w:r>
+          </w:p>
+          <w:p>
+            <w:pPr>
+              <w:pStyle w:val="Listenabsatz"/>
+              <w:numPr>
+                <w:ilvl w:val="0"/>
+                <w:numId w:val="20"/>
+              </w:numPr>
+              <w:spacing w:before="0"/>
+              <w:cnfStyle w:val="000000100000" w:firstRow="0" w:lastRow="0" w:firstColumn="0" w:lastColumn="0" w:oddVBand="0" w:evenVBand="0" w:oddHBand="1" w:evenHBand="0" w:firstRowFirstColumn="0" w:firstRowLastColumn="0" w:lastRowFirstColumn="0" w:lastRowLastColumn="0"/>
+            </w:pPr>
+            <w:r>
+              <w:t>Hidden-Single-Regel</w:t>
+            </w:r>
+          </w:p>
+          <w:p>
+            <w:pPr>
+              <w:pStyle w:val="Listenabsatz"/>
+              <w:numPr>
+                <w:ilvl w:val="0"/>
+                <w:numId w:val="20"/>
+              </w:numPr>
+              <w:spacing w:before="0"/>
+              <w:cnfStyle w:val="000000100000" w:firstRow="0" w:lastRow="0" w:firstColumn="0" w:lastColumn="0" w:oddVBand="0" w:evenVBand="0" w:oddHBand="1" w:evenHBand="0" w:firstRowFirstColumn="0" w:firstRowLastColumn="0" w:lastRowFirstColumn="0" w:lastRowLastColumn="0"/>
+            </w:pPr>
+            <w:r>
+              <w:t>Backtracking</w:t>
+            </w:r>
+          </w:p>
+        </w:tc>
+        <w:tc>
+          <w:tcPr>
+            <w:tcW w:w="277" w:type="pct"/>
+            <w:vMerge w:val="restart"/>
+          </w:tcPr>
+          <w:p>
+            <w:pPr>
+              <w:spacing w:before="0"/>
+              <w:cnfStyle w:val="000000100000" w:firstRow="0" w:lastRow="0" w:firstColumn="0" w:lastColumn="0" w:oddVBand="0" w:evenVBand="0" w:oddHBand="1" w:evenHBand="0" w:firstRowFirstColumn="0" w:firstRowLastColumn="0" w:lastRowFirstColumn="0" w:lastRowLastColumn="0"/>
+            </w:pPr>
+          </w:p>
+          <w:p>
+            <w:pPr>
+              <w:spacing w:before="0"/>
+              <w:cnfStyle w:val="000000100000" w:firstRow="0" w:lastRow="0" w:firstColumn="0" w:lastColumn="0" w:oddVBand="0" w:evenVBand="0" w:oddHBand="1" w:evenHBand="0" w:firstRowFirstColumn="0" w:firstRowLastColumn="0" w:lastRowFirstColumn="0" w:lastRowLastColumn="0"/>
+            </w:pPr>
+          </w:p>
+          <w:p>
+            <w:pPr>
+              <w:spacing w:before="0"/>
+              <w:cnfStyle w:val="000000100000" w:firstRow="0" w:lastRow="0" w:firstColumn="0" w:lastColumn="0" w:oddVBand="0" w:evenVBand="0" w:oddHBand="1" w:evenHBand="0" w:firstRowFirstColumn="0" w:firstRowLastColumn="0" w:lastRowFirstColumn="0" w:lastRowLastColumn="0"/>
+            </w:pPr>
+          </w:p>
+          <w:p>
+            <w:pPr>
+              <w:spacing w:before="0"/>
+              <w:cnfStyle w:val="000000100000" w:firstRow="0" w:lastRow="0" w:firstColumn="0" w:lastColumn="0" w:oddVBand="0" w:evenVBand="0" w:oddHBand="1" w:evenHBand="0" w:firstRowFirstColumn="0" w:firstRowLastColumn="0" w:lastRowFirstColumn="0" w:lastRowLastColumn="0"/>
+            </w:pPr>
+          </w:p>
+          <w:p>
+            <w:pPr>
+              <w:spacing w:before="0"/>
+              <w:cnfStyle w:val="000000100000" w:firstRow="0" w:lastRow="0" w:firstColumn="0" w:lastColumn="0" w:oddVBand="0" w:evenVBand="0" w:oddHBand="1" w:evenHBand="0" w:firstRowFirstColumn="0" w:firstRowLastColumn="0" w:lastRowFirstColumn="0" w:lastRowLastColumn="0"/>
+            </w:pPr>
+            <w:r>
+              <w:sym w:font="Symbol" w:char="F0D6"/>
+            </w:r>
+          </w:p>
+          <w:p>
+            <w:pPr>
+              <w:spacing w:before="0"/>
+              <w:cnfStyle w:val="000000100000" w:firstRow="0" w:lastRow="0" w:firstColumn="0" w:lastColumn="0" w:oddVBand="0" w:evenVBand="0" w:oddHBand="1" w:evenHBand="0" w:firstRowFirstColumn="0" w:firstRowLastColumn="0" w:lastRowFirstColumn="0" w:lastRowLastColumn="0"/>
+            </w:pPr>
+            <w:r>
+              <w:sym w:font="Symbol" w:char="F0D6"/>
+            </w:r>
+          </w:p>
+          <w:p>
+            <w:pPr>
+              <w:spacing w:before="0"/>
+              <w:cnfStyle w:val="000000100000" w:firstRow="0" w:lastRow="0" w:firstColumn="0" w:lastColumn="0" w:oddVBand="0" w:evenVBand="0" w:oddHBand="1" w:evenHBand="0" w:firstRowFirstColumn="0" w:firstRowLastColumn="0" w:lastRowFirstColumn="0" w:lastRowLastColumn="0"/>
+            </w:pPr>
+            <w:r>
+              <w:sym w:font="Symbol" w:char="F0D6"/>
+            </w:r>
+          </w:p>
+          <w:p>
+            <w:pPr>
+              <w:spacing w:before="0"/>
+              <w:cnfStyle w:val="000000100000" w:firstRow="0" w:lastRow="0" w:firstColumn="0" w:lastColumn="0" w:oddVBand="0" w:evenVBand="0" w:oddHBand="1" w:evenHBand="0" w:firstRowFirstColumn="0" w:firstRowLastColumn="0" w:lastRowFirstColumn="0" w:lastRowLastColumn="0"/>
+            </w:pPr>
+            <w:r>
+              <w:sym w:font="Symbol" w:char="F0D6"/>
+            </w:r>
+          </w:p>
+          <w:p>
+            <w:pPr>
+              <w:spacing w:before="0"/>
+              <w:cnfStyle w:val="000000100000" w:firstRow="0" w:lastRow="0" w:firstColumn="0" w:lastColumn="0" w:oddVBand="0" w:evenVBand="0" w:oddHBand="1" w:evenHBand="0" w:firstRowFirstColumn="0" w:firstRowLastColumn="0" w:lastRowFirstColumn="0" w:lastRowLastColumn="0"/>
+            </w:pPr>
+            <w:r>
+              <w:sym w:font="Symbol" w:char="F0D6"/>
             </w:r>
           </w:p>
         </w:tc>
@@ -144,84 +316,77 @@
         <w:tc>
           <w:tcPr>
             <w:cnfStyle w:val="001000000000" w:firstRow="0" w:lastRow="0" w:firstColumn="1" w:lastColumn="0" w:oddVBand="0" w:evenVBand="0" w:oddHBand="0" w:evenHBand="0" w:firstRowFirstColumn="0" w:firstRowLastColumn="0" w:lastRowFirstColumn="0" w:lastRowLastColumn="0"/>
-            <w:tcW w:w="1555" w:type="dxa"/>
+            <w:tcW w:w="241" w:type="pct"/>
           </w:tcPr>
           <w:p>
             <w:pPr>
               <w:spacing w:before="0"/>
-              <w:ind w:left="708"/>
-            </w:pPr>
-            <w:r>
-              <w:t>Widerspruchsvolles Puzzle</w:t>
-            </w:r>
+            </w:pPr>
           </w:p>
         </w:tc>
         <w:tc>
           <w:tcPr>
-            <w:tcW w:w="2479" w:type="dxa"/>
+            <w:tcW w:w="905" w:type="pct"/>
           </w:tcPr>
           <w:p>
             <w:pPr>
               <w:spacing w:before="0"/>
+              <w:ind w:left="-743" w:firstLine="743"/>
               <w:cnfStyle w:val="000000000000" w:firstRow="0" w:lastRow="0" w:firstColumn="0" w:lastColumn="0" w:oddVBand="0" w:evenVBand="0" w:oddHBand="0" w:evenHBand="0" w:firstRowFirstColumn="0" w:firstRowLastColumn="0" w:lastRowFirstColumn="0" w:lastRowLastColumn="0"/>
             </w:pPr>
             <w:r>
-              <w:t xml:space="preserve">Enthält </w:t>
-            </w:r>
-          </w:p>
-          <w:p>
-            <w:pPr>
-              <w:pStyle w:val="Listenabsatz"/>
-              <w:numPr>
-                <w:ilvl w:val="0"/>
-                <w:numId w:val="8"/>
-              </w:numPr>
-              <w:spacing w:before="0"/>
-              <w:cnfStyle w:val="000000000000" w:firstRow="0" w:lastRow="0" w:firstColumn="0" w:lastColumn="0" w:oddVBand="0" w:evenVBand="0" w:oddHBand="0" w:evenHBand="0" w:firstRowFirstColumn="0" w:firstRowLastColumn="0" w:lastRowFirstColumn="0" w:lastRowLastColumn="0"/>
-            </w:pPr>
-            <w:r>
-              <w:t>Widerspruchsvolle Zelle(n) oder</w:t>
-            </w:r>
-          </w:p>
-          <w:p>
-            <w:pPr>
-              <w:pStyle w:val="Listenabsatz"/>
-              <w:numPr>
-                <w:ilvl w:val="0"/>
-                <w:numId w:val="8"/>
-              </w:numPr>
-              <w:spacing w:before="0"/>
-              <w:cnfStyle w:val="000000000000" w:firstRow="0" w:lastRow="0" w:firstColumn="0" w:lastColumn="0" w:oddVBand="0" w:evenVBand="0" w:oddHBand="0" w:evenHBand="0" w:firstRowFirstColumn="0" w:firstRowLastColumn="0" w:lastRowFirstColumn="0" w:lastRowLastColumn="0"/>
-            </w:pPr>
-            <w:r>
-              <w:t xml:space="preserve">Widerspruchsvolle Gruppe </w:t>
+              <w:t>Widerspruchsfrei</w:t>
             </w:r>
           </w:p>
         </w:tc>
         <w:tc>
           <w:tcPr>
-            <w:tcW w:w="0" w:type="auto"/>
-            <w:vMerge/>
+            <w:tcW w:w="1407" w:type="pct"/>
           </w:tcPr>
           <w:p>
             <w:pPr>
               <w:spacing w:before="0"/>
               <w:cnfStyle w:val="000000000000" w:firstRow="0" w:lastRow="0" w:firstColumn="0" w:lastColumn="0" w:oddVBand="0" w:evenVBand="0" w:oddHBand="0" w:evenHBand="0" w:firstRowFirstColumn="0" w:firstRowLastColumn="0" w:lastRowFirstColumn="0" w:lastRowLastColumn="0"/>
             </w:pPr>
+            <w:r>
+              <w:t>Enthält keine widerspruchsvolle Zelle oder Gruppe</w:t>
+            </w:r>
           </w:p>
         </w:tc>
         <w:tc>
           <w:tcPr>
-            <w:tcW w:w="0" w:type="auto"/>
+            <w:tcW w:w="582" w:type="pct"/>
+            <w:vMerge/>
           </w:tcPr>
           <w:p>
             <w:pPr>
               <w:spacing w:before="0"/>
               <w:cnfStyle w:val="000000000000" w:firstRow="0" w:lastRow="0" w:firstColumn="0" w:lastColumn="0" w:oddVBand="0" w:evenVBand="0" w:oddHBand="0" w:evenHBand="0" w:firstRowFirstColumn="0" w:firstRowLastColumn="0" w:lastRowFirstColumn="0" w:lastRowLastColumn="0"/>
             </w:pPr>
-            <w:r>
-              <w:t>Anwendung derselben Regeln, die für eindeutige Puzzles angewendet werden.</w:t>
-            </w:r>
+          </w:p>
+        </w:tc>
+        <w:tc>
+          <w:tcPr>
+            <w:tcW w:w="1587" w:type="pct"/>
+            <w:vMerge/>
+          </w:tcPr>
+          <w:p>
+            <w:pPr>
+              <w:spacing w:before="0"/>
+              <w:cnfStyle w:val="000000000000" w:firstRow="0" w:lastRow="0" w:firstColumn="0" w:lastColumn="0" w:oddVBand="0" w:evenVBand="0" w:oddHBand="0" w:evenHBand="0" w:firstRowFirstColumn="0" w:firstRowLastColumn="0" w:lastRowFirstColumn="0" w:lastRowLastColumn="0"/>
+            </w:pPr>
+          </w:p>
+        </w:tc>
+        <w:tc>
+          <w:tcPr>
+            <w:tcW w:w="277" w:type="pct"/>
+            <w:vMerge/>
+          </w:tcPr>
+          <w:p>
+            <w:pPr>
+              <w:spacing w:before="0"/>
+              <w:cnfStyle w:val="000000000000" w:firstRow="0" w:lastRow="0" w:firstColumn="0" w:lastColumn="0" w:oddVBand="0" w:evenVBand="0" w:oddHBand="0" w:evenHBand="0" w:firstRowFirstColumn="0" w:firstRowLastColumn="0" w:lastRowFirstColumn="0" w:lastRowLastColumn="0"/>
+            </w:pPr>
           </w:p>
         </w:tc>
       </w:tr>
@@ -232,60 +397,33 @@
         <w:tc>
           <w:tcPr>
             <w:cnfStyle w:val="001000000000" w:firstRow="0" w:lastRow="0" w:firstColumn="1" w:lastColumn="0" w:oddVBand="0" w:evenVBand="0" w:oddHBand="0" w:evenHBand="0" w:firstRowFirstColumn="0" w:firstRowLastColumn="0" w:lastRowFirstColumn="0" w:lastRowLastColumn="0"/>
-            <w:tcW w:w="1555" w:type="dxa"/>
-            <w:vMerge w:val="restart"/>
+            <w:tcW w:w="241" w:type="pct"/>
           </w:tcPr>
           <w:p>
             <w:pPr>
               <w:spacing w:before="0"/>
-            </w:pPr>
-            <w:r>
-              <w:t>Puzzle mit genau einer Lösung</w:t>
-            </w:r>
+              <w:ind w:left="708"/>
+            </w:pPr>
           </w:p>
         </w:tc>
         <w:tc>
           <w:tcPr>
-            <w:tcW w:w="2479" w:type="dxa"/>
-            <w:vMerge w:val="restart"/>
+            <w:tcW w:w="905" w:type="pct"/>
           </w:tcPr>
           <w:p>
             <w:pPr>
               <w:spacing w:before="0"/>
+              <w:ind w:left="-743" w:firstLine="743"/>
               <w:cnfStyle w:val="000000100000" w:firstRow="0" w:lastRow="0" w:firstColumn="0" w:lastColumn="0" w:oddVBand="0" w:evenVBand="0" w:oddHBand="1" w:evenHBand="0" w:firstRowFirstColumn="0" w:firstRowLastColumn="0" w:lastRowFirstColumn="0" w:lastRowLastColumn="0"/>
             </w:pPr>
             <w:r>
-              <w:t xml:space="preserve">Es gibt </w:t>
-            </w:r>
-            <w:r>
-              <w:t xml:space="preserve">genau </w:t>
-            </w:r>
-            <w:r>
-              <w:t>eine fehlerfreie vollständige Belegung aller Zellen</w:t>
-            </w:r>
-            <w:r>
-              <w:t>.</w:t>
-            </w:r>
-          </w:p>
-          <w:p>
-            <w:pPr>
-              <w:spacing w:before="0"/>
-              <w:cnfStyle w:val="000000100000" w:firstRow="0" w:lastRow="0" w:firstColumn="0" w:lastColumn="0" w:oddVBand="0" w:evenVBand="0" w:oddHBand="1" w:evenHBand="0" w:firstRowFirstColumn="0" w:firstRowLastColumn="0" w:lastRowFirstColumn="0" w:lastRowLastColumn="0"/>
-            </w:pPr>
-          </w:p>
-          <w:p>
-            <w:pPr>
-              <w:spacing w:before="0"/>
-              <w:cnfStyle w:val="000000100000" w:firstRow="0" w:lastRow="0" w:firstColumn="0" w:lastColumn="0" w:oddVBand="0" w:evenVBand="0" w:oddHBand="1" w:evenHBand="0" w:firstRowFirstColumn="0" w:firstRowLastColumn="0" w:lastRowFirstColumn="0" w:lastRowLastColumn="0"/>
-            </w:pPr>
-            <w:r>
-              <w:t>Eindeutige Puzzles können unterschiedliche Schwierigkeitsgrade haben.</w:t>
+              <w:t>Widerspruchsvoll</w:t>
             </w:r>
           </w:p>
         </w:tc>
         <w:tc>
           <w:tcPr>
-            <w:tcW w:w="0" w:type="auto"/>
+            <w:tcW w:w="1407" w:type="pct"/>
           </w:tcPr>
           <w:p>
             <w:pPr>
@@ -293,29 +431,72 @@
               <w:cnfStyle w:val="000000100000" w:firstRow="0" w:lastRow="0" w:firstColumn="0" w:lastColumn="0" w:oddVBand="0" w:evenVBand="0" w:oddHBand="1" w:evenHBand="0" w:firstRowFirstColumn="0" w:firstRowLastColumn="0" w:lastRowFirstColumn="0" w:lastRowLastColumn="0"/>
             </w:pPr>
             <w:r>
-              <w:t>Sehr leicht / Leicht</w:t>
+              <w:t xml:space="preserve">Enthält </w:t>
+            </w:r>
+          </w:p>
+          <w:p>
+            <w:pPr>
+              <w:pStyle w:val="Listenabsatz"/>
+              <w:numPr>
+                <w:ilvl w:val="0"/>
+                <w:numId w:val="8"/>
+              </w:numPr>
+              <w:spacing w:before="0"/>
+              <w:cnfStyle w:val="000000100000" w:firstRow="0" w:lastRow="0" w:firstColumn="0" w:lastColumn="0" w:oddVBand="0" w:evenVBand="0" w:oddHBand="1" w:evenHBand="0" w:firstRowFirstColumn="0" w:firstRowLastColumn="0" w:lastRowFirstColumn="0" w:lastRowLastColumn="0"/>
+            </w:pPr>
+            <w:r>
+              <w:t>Widerspruchsvolle Zelle(n) oder</w:t>
+            </w:r>
+          </w:p>
+          <w:p>
+            <w:pPr>
+              <w:pStyle w:val="Listenabsatz"/>
+              <w:numPr>
+                <w:ilvl w:val="0"/>
+                <w:numId w:val="8"/>
+              </w:numPr>
+              <w:spacing w:before="0"/>
+              <w:cnfStyle w:val="000000100000" w:firstRow="0" w:lastRow="0" w:firstColumn="0" w:lastColumn="0" w:oddVBand="0" w:evenVBand="0" w:oddHBand="1" w:evenHBand="0" w:firstRowFirstColumn="0" w:firstRowLastColumn="0" w:lastRowFirstColumn="0" w:lastRowLastColumn="0"/>
+            </w:pPr>
+            <w:r>
+              <w:t xml:space="preserve">Widerspruchsvolle Gruppe </w:t>
             </w:r>
           </w:p>
         </w:tc>
         <w:tc>
           <w:tcPr>
-            <w:tcW w:w="0" w:type="auto"/>
+            <w:tcW w:w="582" w:type="pct"/>
+            <w:vMerge/>
           </w:tcPr>
           <w:p>
             <w:pPr>
               <w:spacing w:before="0"/>
               <w:cnfStyle w:val="000000100000" w:firstRow="0" w:lastRow="0" w:firstColumn="0" w:lastColumn="0" w:oddVBand="0" w:evenVBand="0" w:oddHBand="1" w:evenHBand="0" w:firstRowFirstColumn="0" w:firstRowLastColumn="0" w:lastRowFirstColumn="0" w:lastRowLastColumn="0"/>
             </w:pPr>
-            <w:r>
-              <w:t xml:space="preserve">Ausschließlich </w:t>
-            </w:r>
-            <w:r>
-              <w:rPr>
-                <w:b/>
-                <w:bCs/>
-              </w:rPr>
-              <w:t>Notwendigkeitsregel</w:t>
-            </w:r>
+          </w:p>
+        </w:tc>
+        <w:tc>
+          <w:tcPr>
+            <w:tcW w:w="1587" w:type="pct"/>
+            <w:vMerge/>
+          </w:tcPr>
+          <w:p>
+            <w:pPr>
+              <w:spacing w:before="0"/>
+              <w:cnfStyle w:val="000000100000" w:firstRow="0" w:lastRow="0" w:firstColumn="0" w:lastColumn="0" w:oddVBand="0" w:evenVBand="0" w:oddHBand="1" w:evenHBand="0" w:firstRowFirstColumn="0" w:firstRowLastColumn="0" w:lastRowFirstColumn="0" w:lastRowLastColumn="0"/>
+            </w:pPr>
+          </w:p>
+        </w:tc>
+        <w:tc>
+          <w:tcPr>
+            <w:tcW w:w="277" w:type="pct"/>
+            <w:vMerge/>
+          </w:tcPr>
+          <w:p>
+            <w:pPr>
+              <w:spacing w:before="0"/>
+              <w:cnfStyle w:val="000000100000" w:firstRow="0" w:lastRow="0" w:firstColumn="0" w:lastColumn="0" w:oddVBand="0" w:evenVBand="0" w:oddHBand="1" w:evenHBand="0" w:firstRowFirstColumn="0" w:firstRowLastColumn="0" w:lastRowFirstColumn="0" w:lastRowLastColumn="0"/>
+            </w:pPr>
           </w:p>
         </w:tc>
       </w:tr>
@@ -323,30 +504,66 @@
         <w:tc>
           <w:tcPr>
             <w:cnfStyle w:val="001000000000" w:firstRow="0" w:lastRow="0" w:firstColumn="1" w:lastColumn="0" w:oddVBand="0" w:evenVBand="0" w:oddHBand="0" w:evenHBand="0" w:firstRowFirstColumn="0" w:firstRowLastColumn="0" w:lastRowFirstColumn="0" w:lastRowLastColumn="0"/>
-            <w:tcW w:w="1555" w:type="dxa"/>
-            <w:vMerge/>
+            <w:tcW w:w="1146" w:type="pct"/>
+            <w:gridSpan w:val="2"/>
+            <w:vMerge w:val="restart"/>
           </w:tcPr>
           <w:p>
             <w:pPr>
               <w:spacing w:before="0"/>
-            </w:pPr>
+              <w:ind w:left="-743" w:firstLine="743"/>
+              <w:rPr>
+                <w:b w:val="0"/>
+                <w:bCs w:val="0"/>
+              </w:rPr>
+            </w:pPr>
+            <w:r>
+              <w:t xml:space="preserve">Puzzle mit </w:t>
+            </w:r>
+          </w:p>
+          <w:p>
+            <w:pPr>
+              <w:spacing w:before="0"/>
+              <w:ind w:left="-743" w:firstLine="743"/>
+            </w:pPr>
+            <w:r>
+              <w:t>genau einer Lösung</w:t>
+            </w:r>
           </w:p>
         </w:tc>
         <w:tc>
           <w:tcPr>
-            <w:tcW w:w="2479" w:type="dxa"/>
-            <w:vMerge/>
+            <w:tcW w:w="1407" w:type="pct"/>
+            <w:vMerge w:val="restart"/>
           </w:tcPr>
           <w:p>
             <w:pPr>
               <w:spacing w:before="0"/>
               <w:cnfStyle w:val="000000000000" w:firstRow="0" w:lastRow="0" w:firstColumn="0" w:lastColumn="0" w:oddVBand="0" w:evenVBand="0" w:oddHBand="0" w:evenHBand="0" w:firstRowFirstColumn="0" w:firstRowLastColumn="0" w:lastRowFirstColumn="0" w:lastRowLastColumn="0"/>
             </w:pPr>
+            <w:r>
+              <w:t>Es gibt genau eine fehlerfreie vollständige Belegung aller Zellen.</w:t>
+            </w:r>
+          </w:p>
+          <w:p>
+            <w:pPr>
+              <w:spacing w:before="0"/>
+              <w:cnfStyle w:val="000000000000" w:firstRow="0" w:lastRow="0" w:firstColumn="0" w:lastColumn="0" w:oddVBand="0" w:evenVBand="0" w:oddHBand="0" w:evenHBand="0" w:firstRowFirstColumn="0" w:firstRowLastColumn="0" w:lastRowFirstColumn="0" w:lastRowLastColumn="0"/>
+            </w:pPr>
+          </w:p>
+          <w:p>
+            <w:pPr>
+              <w:spacing w:before="0"/>
+              <w:cnfStyle w:val="000000000000" w:firstRow="0" w:lastRow="0" w:firstColumn="0" w:lastColumn="0" w:oddVBand="0" w:evenVBand="0" w:oddHBand="0" w:evenHBand="0" w:firstRowFirstColumn="0" w:firstRowLastColumn="0" w:lastRowFirstColumn="0" w:lastRowLastColumn="0"/>
+            </w:pPr>
+            <w:r>
+              <w:t>Eindeutige Puzzles können unterschiedliche Schwierigkeitsgrade haben.</w:t>
+            </w:r>
           </w:p>
         </w:tc>
         <w:tc>
           <w:tcPr>
-            <w:tcW w:w="0" w:type="auto"/>
+            <w:tcW w:w="582" w:type="pct"/>
           </w:tcPr>
           <w:p>
             <w:pPr>
@@ -354,38 +571,156 @@
               <w:cnfStyle w:val="000000000000" w:firstRow="0" w:lastRow="0" w:firstColumn="0" w:lastColumn="0" w:oddVBand="0" w:evenVBand="0" w:oddHBand="0" w:evenHBand="0" w:firstRowFirstColumn="0" w:firstRowLastColumn="0" w:lastRowFirstColumn="0" w:lastRowLastColumn="0"/>
             </w:pPr>
             <w:r>
-              <w:t>Mittel</w:t>
+              <w:t>Sehr leicht / Leicht</w:t>
             </w:r>
           </w:p>
         </w:tc>
         <w:tc>
           <w:tcPr>
-            <w:tcW w:w="0" w:type="auto"/>
+            <w:tcW w:w="1587" w:type="pct"/>
           </w:tcPr>
           <w:p>
             <w:pPr>
+              <w:pStyle w:val="Listenabsatz"/>
+              <w:numPr>
+                <w:ilvl w:val="0"/>
+                <w:numId w:val="19"/>
+              </w:numPr>
               <w:spacing w:before="0"/>
               <w:cnfStyle w:val="000000000000" w:firstRow="0" w:lastRow="0" w:firstColumn="0" w:lastColumn="0" w:oddVBand="0" w:evenVBand="0" w:oddHBand="0" w:evenHBand="0" w:firstRowFirstColumn="0" w:firstRowLastColumn="0" w:lastRowFirstColumn="0" w:lastRowLastColumn="0"/>
             </w:pPr>
             <w:r>
+              <w:t>Kandidatenauswertung</w:t>
+            </w:r>
+          </w:p>
+          <w:p>
+            <w:pPr>
+              <w:pStyle w:val="Listenabsatz"/>
+              <w:numPr>
+                <w:ilvl w:val="0"/>
+                <w:numId w:val="19"/>
+              </w:numPr>
+              <w:spacing w:before="0"/>
+              <w:cnfStyle w:val="000000000000" w:firstRow="0" w:lastRow="0" w:firstColumn="0" w:lastColumn="0" w:oddVBand="0" w:evenVBand="0" w:oddHBand="0" w:evenHBand="0" w:firstRowFirstColumn="0" w:firstRowLastColumn="0" w:lastRowFirstColumn="0" w:lastRowLastColumn="0"/>
+            </w:pPr>
+            <w:r>
               <w:t>Notwendigkeitsregel</w:t>
             </w:r>
           </w:p>
+          <w:p>
+            <w:pPr>
+              <w:pStyle w:val="Listenabsatz"/>
+              <w:numPr>
+                <w:ilvl w:val="0"/>
+                <w:numId w:val="19"/>
+              </w:numPr>
+              <w:spacing w:before="0"/>
+              <w:cnfStyle w:val="000000000000" w:firstRow="0" w:lastRow="0" w:firstColumn="0" w:lastColumn="0" w:oddVBand="0" w:evenVBand="0" w:oddHBand="0" w:evenHBand="0" w:firstRowFirstColumn="0" w:firstRowLastColumn="0" w:lastRowFirstColumn="0" w:lastRowLastColumn="0"/>
+            </w:pPr>
+            <w:r>
+              <w:t>Single</w:t>
+            </w:r>
+            <w:r>
+              <w:t>-Regel</w:t>
+            </w:r>
+          </w:p>
+          <w:p>
+            <w:pPr>
+              <w:pStyle w:val="Listenabsatz"/>
+              <w:numPr>
+                <w:ilvl w:val="0"/>
+                <w:numId w:val="19"/>
+              </w:numPr>
+              <w:spacing w:before="0"/>
+              <w:cnfStyle w:val="000000000000" w:firstRow="0" w:lastRow="0" w:firstColumn="0" w:lastColumn="0" w:oddVBand="0" w:evenVBand="0" w:oddHBand="0" w:evenHBand="0" w:firstRowFirstColumn="0" w:firstRowLastColumn="0" w:lastRowFirstColumn="0" w:lastRowLastColumn="0"/>
+            </w:pPr>
+            <w:r>
+              <w:t>Hidden-Single-Regel</w:t>
+            </w:r>
+          </w:p>
+          <w:p>
+            <w:pPr>
+              <w:pStyle w:val="Listenabsatz"/>
+              <w:numPr>
+                <w:ilvl w:val="0"/>
+                <w:numId w:val="19"/>
+              </w:numPr>
+              <w:spacing w:before="0"/>
+              <w:cnfStyle w:val="000000000000" w:firstRow="0" w:lastRow="0" w:firstColumn="0" w:lastColumn="0" w:oddVBand="0" w:evenVBand="0" w:oddHBand="0" w:evenHBand="0" w:firstRowFirstColumn="0" w:firstRowLastColumn="0" w:lastRowFirstColumn="0" w:lastRowLastColumn="0"/>
+            </w:pPr>
+            <w:r>
+              <w:t>Backtracking</w:t>
+            </w:r>
+          </w:p>
+        </w:tc>
+        <w:tc>
+          <w:tcPr>
+            <w:tcW w:w="277" w:type="pct"/>
+          </w:tcPr>
           <w:p>
             <w:pPr>
               <w:spacing w:before="0"/>
               <w:cnfStyle w:val="000000000000" w:firstRow="0" w:lastRow="0" w:firstColumn="0" w:lastColumn="0" w:oddVBand="0" w:evenVBand="0" w:oddHBand="0" w:evenHBand="0" w:firstRowFirstColumn="0" w:firstRowLastColumn="0" w:lastRowFirstColumn="0" w:lastRowLastColumn="0"/>
               <w:rPr>
-                <w:b/>
-                <w:bCs/>
+                <w:color w:val="EE0000"/>
               </w:rPr>
             </w:pPr>
             <w:r>
               <w:rPr>
-                <w:b/>
-                <w:bCs/>
+                <w:color w:val="EE0000"/>
               </w:rPr>
-              <w:t>+ Single-Regel</w:t>
+              <w:t>X</w:t>
+            </w:r>
+          </w:p>
+          <w:p>
+            <w:pPr>
+              <w:spacing w:before="0"/>
+              <w:cnfStyle w:val="000000000000" w:firstRow="0" w:lastRow="0" w:firstColumn="0" w:lastColumn="0" w:oddVBand="0" w:evenVBand="0" w:oddHBand="0" w:evenHBand="0" w:firstRowFirstColumn="0" w:firstRowLastColumn="0" w:lastRowFirstColumn="0" w:lastRowLastColumn="0"/>
+            </w:pPr>
+            <w:r>
+              <w:sym w:font="Symbol" w:char="F0D6"/>
+            </w:r>
+          </w:p>
+          <w:p>
+            <w:pPr>
+              <w:spacing w:before="0"/>
+              <w:cnfStyle w:val="000000000000" w:firstRow="0" w:lastRow="0" w:firstColumn="0" w:lastColumn="0" w:oddVBand="0" w:evenVBand="0" w:oddHBand="0" w:evenHBand="0" w:firstRowFirstColumn="0" w:firstRowLastColumn="0" w:lastRowFirstColumn="0" w:lastRowLastColumn="0"/>
+              <w:rPr>
+                <w:color w:val="EE0000"/>
+              </w:rPr>
+            </w:pPr>
+            <w:r>
+              <w:rPr>
+                <w:color w:val="EE0000"/>
+              </w:rPr>
+              <w:t>X</w:t>
+            </w:r>
+          </w:p>
+          <w:p>
+            <w:pPr>
+              <w:spacing w:before="0"/>
+              <w:cnfStyle w:val="000000000000" w:firstRow="0" w:lastRow="0" w:firstColumn="0" w:lastColumn="0" w:oddVBand="0" w:evenVBand="0" w:oddHBand="0" w:evenHBand="0" w:firstRowFirstColumn="0" w:firstRowLastColumn="0" w:lastRowFirstColumn="0" w:lastRowLastColumn="0"/>
+              <w:rPr>
+                <w:color w:val="EE0000"/>
+              </w:rPr>
+            </w:pPr>
+            <w:r>
+              <w:rPr>
+                <w:color w:val="EE0000"/>
+              </w:rPr>
+              <w:t>X</w:t>
+            </w:r>
+          </w:p>
+          <w:p>
+            <w:pPr>
+              <w:spacing w:before="0"/>
+              <w:cnfStyle w:val="000000000000" w:firstRow="0" w:lastRow="0" w:firstColumn="0" w:lastColumn="0" w:oddVBand="0" w:evenVBand="0" w:oddHBand="0" w:evenHBand="0" w:firstRowFirstColumn="0" w:firstRowLastColumn="0" w:lastRowFirstColumn="0" w:lastRowLastColumn="0"/>
+            </w:pPr>
+            <w:r>
+              <w:rPr>
+                <w:color w:val="EE0000"/>
+              </w:rPr>
+              <w:t>X</w:t>
             </w:r>
           </w:p>
         </w:tc>
@@ -397,18 +732,20 @@
         <w:tc>
           <w:tcPr>
             <w:cnfStyle w:val="001000000000" w:firstRow="0" w:lastRow="0" w:firstColumn="1" w:lastColumn="0" w:oddVBand="0" w:evenVBand="0" w:oddHBand="0" w:evenHBand="0" w:firstRowFirstColumn="0" w:firstRowLastColumn="0" w:lastRowFirstColumn="0" w:lastRowLastColumn="0"/>
-            <w:tcW w:w="1555" w:type="dxa"/>
+            <w:tcW w:w="1146" w:type="pct"/>
+            <w:gridSpan w:val="2"/>
             <w:vMerge/>
           </w:tcPr>
           <w:p>
             <w:pPr>
               <w:spacing w:before="0"/>
+              <w:ind w:left="-743" w:firstLine="743"/>
             </w:pPr>
           </w:p>
         </w:tc>
         <w:tc>
           <w:tcPr>
-            <w:tcW w:w="2479" w:type="dxa"/>
+            <w:tcW w:w="1407" w:type="pct"/>
             <w:vMerge/>
           </w:tcPr>
           <w:p>
@@ -420,7 +757,7 @@
         </w:tc>
         <w:tc>
           <w:tcPr>
-            <w:tcW w:w="0" w:type="auto"/>
+            <w:tcW w:w="582" w:type="pct"/>
           </w:tcPr>
           <w:p>
             <w:pPr>
@@ -428,34 +765,80 @@
               <w:cnfStyle w:val="000000100000" w:firstRow="0" w:lastRow="0" w:firstColumn="0" w:lastColumn="0" w:oddVBand="0" w:evenVBand="0" w:oddHBand="1" w:evenHBand="0" w:firstRowFirstColumn="0" w:firstRowLastColumn="0" w:lastRowFirstColumn="0" w:lastRowLastColumn="0"/>
             </w:pPr>
             <w:r>
-              <w:t>Schwer</w:t>
+              <w:t>Mittel</w:t>
             </w:r>
           </w:p>
         </w:tc>
         <w:tc>
           <w:tcPr>
-            <w:tcW w:w="0" w:type="auto"/>
+            <w:tcW w:w="1587" w:type="pct"/>
           </w:tcPr>
           <w:p>
             <w:pPr>
+              <w:pStyle w:val="Listenabsatz"/>
+              <w:numPr>
+                <w:ilvl w:val="0"/>
+                <w:numId w:val="19"/>
+              </w:numPr>
               <w:spacing w:before="0"/>
               <w:cnfStyle w:val="000000100000" w:firstRow="0" w:lastRow="0" w:firstColumn="0" w:lastColumn="0" w:oddVBand="0" w:evenVBand="0" w:oddHBand="1" w:evenHBand="0" w:firstRowFirstColumn="0" w:firstRowLastColumn="0" w:lastRowFirstColumn="0" w:lastRowLastColumn="0"/>
             </w:pPr>
             <w:r>
+              <w:t>Kandidatenauswertung</w:t>
+            </w:r>
+          </w:p>
+          <w:p>
+            <w:pPr>
+              <w:pStyle w:val="Listenabsatz"/>
+              <w:numPr>
+                <w:ilvl w:val="0"/>
+                <w:numId w:val="19"/>
+              </w:numPr>
+              <w:spacing w:before="0"/>
+              <w:cnfStyle w:val="000000100000" w:firstRow="0" w:lastRow="0" w:firstColumn="0" w:lastColumn="0" w:oddVBand="0" w:evenVBand="0" w:oddHBand="1" w:evenHBand="0" w:firstRowFirstColumn="0" w:firstRowLastColumn="0" w:lastRowFirstColumn="0" w:lastRowLastColumn="0"/>
+            </w:pPr>
+            <w:r>
               <w:t>Notwendigkeitsregel</w:t>
             </w:r>
           </w:p>
           <w:p>
             <w:pPr>
+              <w:pStyle w:val="Listenabsatz"/>
+              <w:numPr>
+                <w:ilvl w:val="0"/>
+                <w:numId w:val="19"/>
+              </w:numPr>
               <w:spacing w:before="0"/>
               <w:cnfStyle w:val="000000100000" w:firstRow="0" w:lastRow="0" w:firstColumn="0" w:lastColumn="0" w:oddVBand="0" w:evenVBand="0" w:oddHBand="1" w:evenHBand="0" w:firstRowFirstColumn="0" w:firstRowLastColumn="0" w:lastRowFirstColumn="0" w:lastRowLastColumn="0"/>
             </w:pPr>
             <w:r>
-              <w:t>+ Single-Regel</w:t>
-            </w:r>
-          </w:p>
-          <w:p>
-            <w:pPr>
+              <w:t>Single</w:t>
+            </w:r>
+            <w:r>
+              <w:t>-Regel</w:t>
+            </w:r>
+          </w:p>
+          <w:p>
+            <w:pPr>
+              <w:pStyle w:val="Listenabsatz"/>
+              <w:numPr>
+                <w:ilvl w:val="0"/>
+                <w:numId w:val="19"/>
+              </w:numPr>
+              <w:spacing w:before="0"/>
+              <w:cnfStyle w:val="000000100000" w:firstRow="0" w:lastRow="0" w:firstColumn="0" w:lastColumn="0" w:oddVBand="0" w:evenVBand="0" w:oddHBand="1" w:evenHBand="0" w:firstRowFirstColumn="0" w:firstRowLastColumn="0" w:lastRowFirstColumn="0" w:lastRowLastColumn="0"/>
+            </w:pPr>
+            <w:r>
+              <w:t>Hidden-Single-Regel</w:t>
+            </w:r>
+          </w:p>
+          <w:p>
+            <w:pPr>
+              <w:pStyle w:val="Listenabsatz"/>
+              <w:numPr>
+                <w:ilvl w:val="0"/>
+                <w:numId w:val="19"/>
+              </w:numPr>
               <w:spacing w:before="0"/>
               <w:cnfStyle w:val="000000100000" w:firstRow="0" w:lastRow="0" w:firstColumn="0" w:lastColumn="0" w:oddVBand="0" w:evenVBand="0" w:oddHBand="1" w:evenHBand="0" w:firstRowFirstColumn="0" w:firstRowLastColumn="0" w:lastRowFirstColumn="0" w:lastRowLastColumn="0"/>
               <w:rPr>
@@ -464,11 +847,76 @@
               </w:rPr>
             </w:pPr>
             <w:r>
+              <w:t>Backtracking</w:t>
+            </w:r>
+          </w:p>
+        </w:tc>
+        <w:tc>
+          <w:tcPr>
+            <w:tcW w:w="277" w:type="pct"/>
+          </w:tcPr>
+          <w:p>
+            <w:pPr>
+              <w:spacing w:before="0"/>
+              <w:cnfStyle w:val="000000100000" w:firstRow="0" w:lastRow="0" w:firstColumn="0" w:lastColumn="0" w:oddVBand="0" w:evenVBand="0" w:oddHBand="1" w:evenHBand="0" w:firstRowFirstColumn="0" w:firstRowLastColumn="0" w:lastRowFirstColumn="0" w:lastRowLastColumn="0"/>
+              <w:rPr>
+                <w:color w:val="EE0000"/>
+              </w:rPr>
+            </w:pPr>
+            <w:r>
+              <w:rPr>
+                <w:color w:val="EE0000"/>
+              </w:rPr>
+              <w:t>X</w:t>
+            </w:r>
+          </w:p>
+          <w:p>
+            <w:pPr>
+              <w:spacing w:before="0"/>
+              <w:cnfStyle w:val="000000100000" w:firstRow="0" w:lastRow="0" w:firstColumn="0" w:lastColumn="0" w:oddVBand="0" w:evenVBand="0" w:oddHBand="1" w:evenHBand="0" w:firstRowFirstColumn="0" w:firstRowLastColumn="0" w:lastRowFirstColumn="0" w:lastRowLastColumn="0"/>
+            </w:pPr>
+            <w:r>
+              <w:sym w:font="Symbol" w:char="F0D6"/>
+            </w:r>
+          </w:p>
+          <w:p>
+            <w:pPr>
+              <w:spacing w:before="0"/>
+              <w:cnfStyle w:val="000000100000" w:firstRow="0" w:lastRow="0" w:firstColumn="0" w:lastColumn="0" w:oddVBand="0" w:evenVBand="0" w:oddHBand="1" w:evenHBand="0" w:firstRowFirstColumn="0" w:firstRowLastColumn="0" w:lastRowFirstColumn="0" w:lastRowLastColumn="0"/>
+            </w:pPr>
+            <w:r>
+              <w:sym w:font="Symbol" w:char="F0D6"/>
+            </w:r>
+          </w:p>
+          <w:p>
+            <w:pPr>
+              <w:spacing w:before="0"/>
+              <w:cnfStyle w:val="000000100000" w:firstRow="0" w:lastRow="0" w:firstColumn="0" w:lastColumn="0" w:oddVBand="0" w:evenVBand="0" w:oddHBand="1" w:evenHBand="0" w:firstRowFirstColumn="0" w:firstRowLastColumn="0" w:lastRowFirstColumn="0" w:lastRowLastColumn="0"/>
+              <w:rPr>
+                <w:color w:val="EE0000"/>
+              </w:rPr>
+            </w:pPr>
+            <w:r>
+              <w:rPr>
+                <w:color w:val="EE0000"/>
+              </w:rPr>
+              <w:t>X</w:t>
+            </w:r>
+          </w:p>
+          <w:p>
+            <w:pPr>
+              <w:spacing w:before="0"/>
+              <w:cnfStyle w:val="000000100000" w:firstRow="0" w:lastRow="0" w:firstColumn="0" w:lastColumn="0" w:oddVBand="0" w:evenVBand="0" w:oddHBand="1" w:evenHBand="0" w:firstRowFirstColumn="0" w:firstRowLastColumn="0" w:lastRowFirstColumn="0" w:lastRowLastColumn="0"/>
               <w:rPr>
                 <w:b/>
                 <w:bCs/>
               </w:rPr>
-              <w:t>+ Hidden-Single-Regel</w:t>
+            </w:pPr>
+            <w:r>
+              <w:rPr>
+                <w:color w:val="EE0000"/>
+              </w:rPr>
+              <w:t>X</w:t>
             </w:r>
           </w:p>
         </w:tc>
@@ -477,18 +925,20 @@
         <w:tc>
           <w:tcPr>
             <w:cnfStyle w:val="001000000000" w:firstRow="0" w:lastRow="0" w:firstColumn="1" w:lastColumn="0" w:oddVBand="0" w:evenVBand="0" w:oddHBand="0" w:evenHBand="0" w:firstRowFirstColumn="0" w:firstRowLastColumn="0" w:lastRowFirstColumn="0" w:lastRowLastColumn="0"/>
-            <w:tcW w:w="1555" w:type="dxa"/>
+            <w:tcW w:w="1146" w:type="pct"/>
+            <w:gridSpan w:val="2"/>
             <w:vMerge/>
           </w:tcPr>
           <w:p>
             <w:pPr>
               <w:spacing w:before="0"/>
+              <w:ind w:left="-743" w:firstLine="743"/>
             </w:pPr>
           </w:p>
         </w:tc>
         <w:tc>
           <w:tcPr>
-            <w:tcW w:w="2479" w:type="dxa"/>
+            <w:tcW w:w="1407" w:type="pct"/>
             <w:vMerge/>
           </w:tcPr>
           <w:p>
@@ -500,7 +950,7 @@
         </w:tc>
         <w:tc>
           <w:tcPr>
-            <w:tcW w:w="0" w:type="auto"/>
+            <w:tcW w:w="582" w:type="pct"/>
           </w:tcPr>
           <w:p>
             <w:pPr>
@@ -508,39 +958,126 @@
               <w:cnfStyle w:val="000000000000" w:firstRow="0" w:lastRow="0" w:firstColumn="0" w:lastColumn="0" w:oddVBand="0" w:evenVBand="0" w:oddHBand="0" w:evenHBand="0" w:firstRowFirstColumn="0" w:firstRowLastColumn="0" w:lastRowFirstColumn="0" w:lastRowLastColumn="0"/>
             </w:pPr>
             <w:r>
-              <w:t>Sehr schwer</w:t>
+              <w:t>Schwer</w:t>
             </w:r>
           </w:p>
         </w:tc>
         <w:tc>
           <w:tcPr>
-            <w:tcW w:w="0" w:type="auto"/>
+            <w:tcW w:w="1587" w:type="pct"/>
           </w:tcPr>
           <w:p>
             <w:pPr>
+              <w:pStyle w:val="Listenabsatz"/>
+              <w:numPr>
+                <w:ilvl w:val="0"/>
+                <w:numId w:val="19"/>
+              </w:numPr>
               <w:spacing w:before="0"/>
               <w:cnfStyle w:val="000000000000" w:firstRow="0" w:lastRow="0" w:firstColumn="0" w:lastColumn="0" w:oddVBand="0" w:evenVBand="0" w:oddHBand="0" w:evenHBand="0" w:firstRowFirstColumn="0" w:firstRowLastColumn="0" w:lastRowFirstColumn="0" w:lastRowLastColumn="0"/>
             </w:pPr>
             <w:r>
+              <w:t>Kandidatenauswertung</w:t>
+            </w:r>
+          </w:p>
+          <w:p>
+            <w:pPr>
+              <w:pStyle w:val="Listenabsatz"/>
+              <w:numPr>
+                <w:ilvl w:val="0"/>
+                <w:numId w:val="19"/>
+              </w:numPr>
+              <w:spacing w:before="0"/>
+              <w:cnfStyle w:val="000000000000" w:firstRow="0" w:lastRow="0" w:firstColumn="0" w:lastColumn="0" w:oddVBand="0" w:evenVBand="0" w:oddHBand="0" w:evenHBand="0" w:firstRowFirstColumn="0" w:firstRowLastColumn="0" w:lastRowFirstColumn="0" w:lastRowLastColumn="0"/>
+            </w:pPr>
+            <w:r>
               <w:t>Notwendigkeitsregel</w:t>
             </w:r>
           </w:p>
           <w:p>
             <w:pPr>
+              <w:pStyle w:val="Listenabsatz"/>
+              <w:numPr>
+                <w:ilvl w:val="0"/>
+                <w:numId w:val="19"/>
+              </w:numPr>
               <w:spacing w:before="0"/>
               <w:cnfStyle w:val="000000000000" w:firstRow="0" w:lastRow="0" w:firstColumn="0" w:lastColumn="0" w:oddVBand="0" w:evenVBand="0" w:oddHBand="0" w:evenHBand="0" w:firstRowFirstColumn="0" w:firstRowLastColumn="0" w:lastRowFirstColumn="0" w:lastRowLastColumn="0"/>
             </w:pPr>
             <w:r>
-              <w:t>+ Single-Regel</w:t>
-            </w:r>
-          </w:p>
-          <w:p>
-            <w:pPr>
+              <w:t>Single</w:t>
+            </w:r>
+            <w:r>
+              <w:t>-Regel</w:t>
+            </w:r>
+          </w:p>
+          <w:p>
+            <w:pPr>
+              <w:pStyle w:val="Listenabsatz"/>
+              <w:numPr>
+                <w:ilvl w:val="0"/>
+                <w:numId w:val="19"/>
+              </w:numPr>
               <w:spacing w:before="0"/>
               <w:cnfStyle w:val="000000000000" w:firstRow="0" w:lastRow="0" w:firstColumn="0" w:lastColumn="0" w:oddVBand="0" w:evenVBand="0" w:oddHBand="0" w:evenHBand="0" w:firstRowFirstColumn="0" w:firstRowLastColumn="0" w:lastRowFirstColumn="0" w:lastRowLastColumn="0"/>
             </w:pPr>
             <w:r>
-              <w:t>+ Hidden-Single-Regel</w:t>
+              <w:t>Hidden-Single-Regel</w:t>
+            </w:r>
+          </w:p>
+          <w:p>
+            <w:pPr>
+              <w:pStyle w:val="Listenabsatz"/>
+              <w:numPr>
+                <w:ilvl w:val="0"/>
+                <w:numId w:val="19"/>
+              </w:numPr>
+              <w:spacing w:before="0"/>
+              <w:cnfStyle w:val="000000000000" w:firstRow="0" w:lastRow="0" w:firstColumn="0" w:lastColumn="0" w:oddVBand="0" w:evenVBand="0" w:oddHBand="0" w:evenHBand="0" w:firstRowFirstColumn="0" w:firstRowLastColumn="0" w:lastRowFirstColumn="0" w:lastRowLastColumn="0"/>
+            </w:pPr>
+            <w:r>
+              <w:t>Backtracking</w:t>
+            </w:r>
+          </w:p>
+        </w:tc>
+        <w:tc>
+          <w:tcPr>
+            <w:tcW w:w="277" w:type="pct"/>
+          </w:tcPr>
+          <w:p>
+            <w:pPr>
+              <w:spacing w:before="0"/>
+              <w:cnfStyle w:val="000000000000" w:firstRow="0" w:lastRow="0" w:firstColumn="0" w:lastColumn="0" w:oddVBand="0" w:evenVBand="0" w:oddHBand="0" w:evenHBand="0" w:firstRowFirstColumn="0" w:firstRowLastColumn="0" w:lastRowFirstColumn="0" w:lastRowLastColumn="0"/>
+            </w:pPr>
+            <w:r>
+              <w:sym w:font="Symbol" w:char="F0D6"/>
+            </w:r>
+          </w:p>
+          <w:p>
+            <w:pPr>
+              <w:spacing w:before="0"/>
+              <w:cnfStyle w:val="000000000000" w:firstRow="0" w:lastRow="0" w:firstColumn="0" w:lastColumn="0" w:oddVBand="0" w:evenVBand="0" w:oddHBand="0" w:evenHBand="0" w:firstRowFirstColumn="0" w:firstRowLastColumn="0" w:lastRowFirstColumn="0" w:lastRowLastColumn="0"/>
+            </w:pPr>
+            <w:r>
+              <w:sym w:font="Symbol" w:char="F0D6"/>
+            </w:r>
+          </w:p>
+          <w:p>
+            <w:pPr>
+              <w:spacing w:before="0"/>
+              <w:cnfStyle w:val="000000000000" w:firstRow="0" w:lastRow="0" w:firstColumn="0" w:lastColumn="0" w:oddVBand="0" w:evenVBand="0" w:oddHBand="0" w:evenHBand="0" w:firstRowFirstColumn="0" w:firstRowLastColumn="0" w:lastRowFirstColumn="0" w:lastRowLastColumn="0"/>
+            </w:pPr>
+            <w:r>
+              <w:sym w:font="Symbol" w:char="F0D6"/>
+            </w:r>
+          </w:p>
+          <w:p>
+            <w:pPr>
+              <w:spacing w:before="0"/>
+              <w:cnfStyle w:val="000000000000" w:firstRow="0" w:lastRow="0" w:firstColumn="0" w:lastColumn="0" w:oddVBand="0" w:evenVBand="0" w:oddHBand="0" w:evenHBand="0" w:firstRowFirstColumn="0" w:firstRowLastColumn="0" w:lastRowFirstColumn="0" w:lastRowLastColumn="0"/>
+            </w:pPr>
+            <w:r>
+              <w:sym w:font="Symbol" w:char="F0D6"/>
             </w:r>
           </w:p>
           <w:p>
@@ -554,10 +1091,9 @@
             </w:pPr>
             <w:r>
               <w:rPr>
-                <w:b/>
-                <w:bCs/>
+                <w:color w:val="EE0000"/>
               </w:rPr>
-              <w:t>+ Backtracking</w:t>
+              <w:t>X</w:t>
             </w:r>
           </w:p>
         </w:tc>
@@ -569,47 +1105,32 @@
         <w:tc>
           <w:tcPr>
             <w:cnfStyle w:val="001000000000" w:firstRow="0" w:lastRow="0" w:firstColumn="1" w:lastColumn="0" w:oddVBand="0" w:evenVBand="0" w:oddHBand="0" w:evenHBand="0" w:firstRowFirstColumn="0" w:firstRowLastColumn="0" w:lastRowFirstColumn="0" w:lastRowLastColumn="0"/>
-            <w:tcW w:w="1555" w:type="dxa"/>
+            <w:tcW w:w="1146" w:type="pct"/>
+            <w:gridSpan w:val="2"/>
+            <w:vMerge/>
           </w:tcPr>
           <w:p>
             <w:pPr>
               <w:spacing w:before="0"/>
-            </w:pPr>
-            <w:r>
-              <w:t>Puzzle mit mehreren Lösungen</w:t>
-            </w:r>
+              <w:ind w:left="-743" w:firstLine="743"/>
+            </w:pPr>
           </w:p>
         </w:tc>
         <w:tc>
           <w:tcPr>
-            <w:tcW w:w="2479" w:type="dxa"/>
-            <w:shd w:val="clear" w:color="auto" w:fill="D9E2F3" w:themeFill="accent1" w:themeFillTint="33"/>
+            <w:tcW w:w="1407" w:type="pct"/>
+            <w:vMerge/>
           </w:tcPr>
           <w:p>
             <w:pPr>
               <w:spacing w:before="0"/>
               <w:cnfStyle w:val="000000100000" w:firstRow="0" w:lastRow="0" w:firstColumn="0" w:lastColumn="0" w:oddVBand="0" w:evenVBand="0" w:oddHBand="1" w:evenHBand="0" w:firstRowFirstColumn="0" w:firstRowLastColumn="0" w:lastRowFirstColumn="0" w:lastRowLastColumn="0"/>
             </w:pPr>
-            <w:r>
-              <w:t xml:space="preserve">Es gibt </w:t>
-            </w:r>
-            <w:r>
-              <w:t>mehrere</w:t>
-            </w:r>
-            <w:r>
-              <w:t xml:space="preserve"> fehlerfreie vollständige Belegung</w:t>
-            </w:r>
-            <w:r>
-              <w:t>en</w:t>
-            </w:r>
-            <w:r>
-              <w:t xml:space="preserve"> aller Zellen.</w:t>
-            </w:r>
           </w:p>
         </w:tc>
         <w:tc>
           <w:tcPr>
-            <w:tcW w:w="0" w:type="auto"/>
+            <w:tcW w:w="582" w:type="pct"/>
           </w:tcPr>
           <w:p>
             <w:pPr>
@@ -617,27 +1138,215 @@
               <w:cnfStyle w:val="000000100000" w:firstRow="0" w:lastRow="0" w:firstColumn="0" w:lastColumn="0" w:oddVBand="0" w:evenVBand="0" w:oddHBand="1" w:evenHBand="0" w:firstRowFirstColumn="0" w:firstRowLastColumn="0" w:lastRowFirstColumn="0" w:lastRowLastColumn="0"/>
             </w:pPr>
             <w:r>
-              <w:t>Extrem Schwer</w:t>
+              <w:t>Sehr schwer</w:t>
             </w:r>
           </w:p>
         </w:tc>
         <w:tc>
           <w:tcPr>
-            <w:tcW w:w="0" w:type="auto"/>
+            <w:tcW w:w="1587" w:type="pct"/>
           </w:tcPr>
           <w:p>
             <w:pPr>
+              <w:pStyle w:val="Listenabsatz"/>
+              <w:numPr>
+                <w:ilvl w:val="0"/>
+                <w:numId w:val="19"/>
+              </w:numPr>
               <w:spacing w:before="0"/>
               <w:cnfStyle w:val="000000100000" w:firstRow="0" w:lastRow="0" w:firstColumn="0" w:lastColumn="0" w:oddVBand="0" w:evenVBand="0" w:oddHBand="1" w:evenHBand="0" w:firstRowFirstColumn="0" w:firstRowLastColumn="0" w:lastRowFirstColumn="0" w:lastRowLastColumn="0"/>
             </w:pPr>
             <w:r>
+              <w:t>Kandidatenauswertung</w:t>
+            </w:r>
+          </w:p>
+          <w:p>
+            <w:pPr>
+              <w:pStyle w:val="Listenabsatz"/>
+              <w:numPr>
+                <w:ilvl w:val="0"/>
+                <w:numId w:val="19"/>
+              </w:numPr>
+              <w:spacing w:before="0"/>
+              <w:cnfStyle w:val="000000100000" w:firstRow="0" w:lastRow="0" w:firstColumn="0" w:lastColumn="0" w:oddVBand="0" w:evenVBand="0" w:oddHBand="1" w:evenHBand="0" w:firstRowFirstColumn="0" w:firstRowLastColumn="0" w:lastRowFirstColumn="0" w:lastRowLastColumn="0"/>
+            </w:pPr>
+            <w:r>
+              <w:t>Notwendigkeitsregel</w:t>
+            </w:r>
+          </w:p>
+          <w:p>
+            <w:pPr>
+              <w:pStyle w:val="Listenabsatz"/>
+              <w:numPr>
+                <w:ilvl w:val="0"/>
+                <w:numId w:val="19"/>
+              </w:numPr>
+              <w:spacing w:before="0"/>
+              <w:cnfStyle w:val="000000100000" w:firstRow="0" w:lastRow="0" w:firstColumn="0" w:lastColumn="0" w:oddVBand="0" w:evenVBand="0" w:oddHBand="1" w:evenHBand="0" w:firstRowFirstColumn="0" w:firstRowLastColumn="0" w:lastRowFirstColumn="0" w:lastRowLastColumn="0"/>
+            </w:pPr>
+            <w:r>
+              <w:t>Single</w:t>
+            </w:r>
+            <w:r>
+              <w:t>-Regel</w:t>
+            </w:r>
+          </w:p>
+          <w:p>
+            <w:pPr>
+              <w:pStyle w:val="Listenabsatz"/>
+              <w:numPr>
+                <w:ilvl w:val="0"/>
+                <w:numId w:val="19"/>
+              </w:numPr>
+              <w:spacing w:before="0"/>
+              <w:cnfStyle w:val="000000100000" w:firstRow="0" w:lastRow="0" w:firstColumn="0" w:lastColumn="0" w:oddVBand="0" w:evenVBand="0" w:oddHBand="1" w:evenHBand="0" w:firstRowFirstColumn="0" w:firstRowLastColumn="0" w:lastRowFirstColumn="0" w:lastRowLastColumn="0"/>
+            </w:pPr>
+            <w:r>
+              <w:t>Hidden-Single-Regel</w:t>
+            </w:r>
+          </w:p>
+          <w:p>
+            <w:pPr>
+              <w:pStyle w:val="Listenabsatz"/>
+              <w:numPr>
+                <w:ilvl w:val="0"/>
+                <w:numId w:val="19"/>
+              </w:numPr>
+              <w:spacing w:before="0"/>
+              <w:cnfStyle w:val="000000100000" w:firstRow="0" w:lastRow="0" w:firstColumn="0" w:lastColumn="0" w:oddVBand="0" w:evenVBand="0" w:oddHBand="1" w:evenHBand="0" w:firstRowFirstColumn="0" w:firstRowLastColumn="0" w:lastRowFirstColumn="0" w:lastRowLastColumn="0"/>
+            </w:pPr>
+            <w:r>
+              <w:t>Backtracking</w:t>
+            </w:r>
+          </w:p>
+        </w:tc>
+        <w:tc>
+          <w:tcPr>
+            <w:tcW w:w="277" w:type="pct"/>
+          </w:tcPr>
+          <w:p>
+            <w:pPr>
+              <w:spacing w:before="0"/>
+              <w:cnfStyle w:val="000000100000" w:firstRow="0" w:lastRow="0" w:firstColumn="0" w:lastColumn="0" w:oddVBand="0" w:evenVBand="0" w:oddHBand="1" w:evenHBand="0" w:firstRowFirstColumn="0" w:firstRowLastColumn="0" w:lastRowFirstColumn="0" w:lastRowLastColumn="0"/>
+            </w:pPr>
+            <w:r>
+              <w:sym w:font="Symbol" w:char="F0D6"/>
+            </w:r>
+          </w:p>
+          <w:p>
+            <w:pPr>
+              <w:spacing w:before="0"/>
+              <w:cnfStyle w:val="000000100000" w:firstRow="0" w:lastRow="0" w:firstColumn="0" w:lastColumn="0" w:oddVBand="0" w:evenVBand="0" w:oddHBand="1" w:evenHBand="0" w:firstRowFirstColumn="0" w:firstRowLastColumn="0" w:lastRowFirstColumn="0" w:lastRowLastColumn="0"/>
+            </w:pPr>
+            <w:r>
+              <w:sym w:font="Symbol" w:char="F0D6"/>
+            </w:r>
+          </w:p>
+          <w:p>
+            <w:pPr>
+              <w:spacing w:before="0"/>
+              <w:cnfStyle w:val="000000100000" w:firstRow="0" w:lastRow="0" w:firstColumn="0" w:lastColumn="0" w:oddVBand="0" w:evenVBand="0" w:oddHBand="1" w:evenHBand="0" w:firstRowFirstColumn="0" w:firstRowLastColumn="0" w:lastRowFirstColumn="0" w:lastRowLastColumn="0"/>
+            </w:pPr>
+            <w:r>
+              <w:sym w:font="Symbol" w:char="F0D6"/>
+            </w:r>
+          </w:p>
+          <w:p>
+            <w:pPr>
+              <w:spacing w:before="0"/>
+              <w:cnfStyle w:val="000000100000" w:firstRow="0" w:lastRow="0" w:firstColumn="0" w:lastColumn="0" w:oddVBand="0" w:evenVBand="0" w:oddHBand="1" w:evenHBand="0" w:firstRowFirstColumn="0" w:firstRowLastColumn="0" w:lastRowFirstColumn="0" w:lastRowLastColumn="0"/>
+            </w:pPr>
+            <w:r>
+              <w:sym w:font="Symbol" w:char="F0D6"/>
+            </w:r>
+          </w:p>
+          <w:p>
+            <w:pPr>
+              <w:spacing w:before="0"/>
+              <w:cnfStyle w:val="000000100000" w:firstRow="0" w:lastRow="0" w:firstColumn="0" w:lastColumn="0" w:oddVBand="0" w:evenVBand="0" w:oddHBand="1" w:evenHBand="0" w:firstRowFirstColumn="0" w:firstRowLastColumn="0" w:lastRowFirstColumn="0" w:lastRowLastColumn="0"/>
+            </w:pPr>
+            <w:r>
+              <w:sym w:font="Symbol" w:char="F0D6"/>
+            </w:r>
+          </w:p>
+        </w:tc>
+      </w:tr>
+      <w:tr>
+        <w:tc>
+          <w:tcPr>
+            <w:cnfStyle w:val="001000000000" w:firstRow="0" w:lastRow="0" w:firstColumn="1" w:lastColumn="0" w:oddVBand="0" w:evenVBand="0" w:oddHBand="0" w:evenHBand="0" w:firstRowFirstColumn="0" w:firstRowLastColumn="0" w:lastRowFirstColumn="0" w:lastRowLastColumn="0"/>
+            <w:tcW w:w="1146" w:type="pct"/>
+            <w:gridSpan w:val="2"/>
+          </w:tcPr>
+          <w:p>
+            <w:pPr>
+              <w:spacing w:before="0"/>
+              <w:ind w:left="-743" w:firstLine="743"/>
+              <w:rPr>
+                <w:b w:val="0"/>
+                <w:bCs w:val="0"/>
+              </w:rPr>
+            </w:pPr>
+            <w:r>
+              <w:t xml:space="preserve">Puzzle mit </w:t>
+            </w:r>
+          </w:p>
+          <w:p>
+            <w:pPr>
+              <w:spacing w:before="0"/>
+              <w:ind w:left="-743" w:firstLine="743"/>
+            </w:pPr>
+            <w:r>
+              <w:t>mehreren Lösungen</w:t>
+            </w:r>
+          </w:p>
+        </w:tc>
+        <w:tc>
+          <w:tcPr>
+            <w:tcW w:w="1407" w:type="pct"/>
+          </w:tcPr>
+          <w:p>
+            <w:pPr>
+              <w:spacing w:before="0"/>
+              <w:cnfStyle w:val="000000000000" w:firstRow="0" w:lastRow="0" w:firstColumn="0" w:lastColumn="0" w:oddVBand="0" w:evenVBand="0" w:oddHBand="0" w:evenHBand="0" w:firstRowFirstColumn="0" w:firstRowLastColumn="0" w:lastRowFirstColumn="0" w:lastRowLastColumn="0"/>
+            </w:pPr>
+            <w:r>
+              <w:t>Es gibt mehrere fehlerfreie vollständige Belegungen aller Zellen.</w:t>
+            </w:r>
+          </w:p>
+        </w:tc>
+        <w:tc>
+          <w:tcPr>
+            <w:tcW w:w="582" w:type="pct"/>
+          </w:tcPr>
+          <w:p>
+            <w:pPr>
+              <w:spacing w:before="0"/>
+              <w:cnfStyle w:val="000000000000" w:firstRow="0" w:lastRow="0" w:firstColumn="0" w:lastColumn="0" w:oddVBand="0" w:evenVBand="0" w:oddHBand="0" w:evenHBand="0" w:firstRowFirstColumn="0" w:firstRowLastColumn="0" w:lastRowFirstColumn="0" w:lastRowLastColumn="0"/>
+            </w:pPr>
+            <w:r>
+              <w:t>Extrem Schwer</w:t>
+            </w:r>
+          </w:p>
+        </w:tc>
+        <w:tc>
+          <w:tcPr>
+            <w:tcW w:w="1864" w:type="pct"/>
+            <w:gridSpan w:val="2"/>
+          </w:tcPr>
+          <w:p>
+            <w:pPr>
+              <w:spacing w:before="0"/>
+              <w:cnfStyle w:val="000000000000" w:firstRow="0" w:lastRow="0" w:firstColumn="0" w:lastColumn="0" w:oddVBand="0" w:evenVBand="0" w:oddHBand="0" w:evenHBand="0" w:firstRowFirstColumn="0" w:firstRowLastColumn="0" w:lastRowFirstColumn="0" w:lastRowLastColumn="0"/>
+            </w:pPr>
+            <w:r>
               <w:t xml:space="preserve">Backtracking: Aufzählen aller Lösungen. </w:t>
             </w:r>
           </w:p>
           <w:p>
             <w:pPr>
               <w:spacing w:before="0"/>
-              <w:cnfStyle w:val="000000100000" w:firstRow="0" w:lastRow="0" w:firstColumn="0" w:lastColumn="0" w:oddVBand="0" w:evenVBand="0" w:oddHBand="1" w:evenHBand="0" w:firstRowFirstColumn="0" w:firstRowLastColumn="0" w:lastRowFirstColumn="0" w:lastRowLastColumn="0"/>
+              <w:cnfStyle w:val="000000000000" w:firstRow="0" w:lastRow="0" w:firstColumn="0" w:lastColumn="0" w:oddVBand="0" w:evenVBand="0" w:oddHBand="0" w:evenHBand="0" w:firstRowFirstColumn="0" w:firstRowLastColumn="0" w:lastRowFirstColumn="0" w:lastRowLastColumn="0"/>
             </w:pPr>
             <w:r>
               <w:t>Bei Bedarf muss der Aufzählungsprozess abgebrochen werden, da die Anzahl möglicher Lösungen gigantisch sein kann.</w:t>
@@ -649,7 +1358,7 @@
     <w:p/>
     <w:sectPr>
       <w:pgSz w:w="11906" w:h="16838"/>
-      <w:pgMar w:top="1417" w:right="1417" w:bottom="1134" w:left="1417" w:header="708" w:footer="708" w:gutter="0"/>
+      <w:pgMar w:top="720" w:right="720" w:bottom="720" w:left="720" w:header="708" w:footer="708" w:gutter="0"/>
       <w:cols w:space="708"/>
       <w:docGrid w:linePitch="360"/>
     </w:sectPr>
@@ -677,6 +1386,232 @@
     </w:lvl>
   </w:abstractNum>
   <w:abstractNum w:abstractNumId="1" w15:restartNumberingAfterBreak="0">
+    <w:nsid w:val="00FD1A62"/>
+    <w:multiLevelType w:val="hybridMultilevel"/>
+    <w:tmpl w:val="9A4AAE7E"/>
+    <w:lvl w:ilvl="0" w:tplc="0407000F">
+      <w:start w:val="1"/>
+      <w:numFmt w:val="decimal"/>
+      <w:lvlText w:val="%1."/>
+      <w:lvlJc w:val="left"/>
+      <w:pPr>
+        <w:ind w:left="360" w:hanging="360"/>
+      </w:pPr>
+      <w:rPr>
+        <w:rFonts w:hint="default"/>
+      </w:rPr>
+    </w:lvl>
+    <w:lvl w:ilvl="1" w:tplc="FFFFFFFF" w:tentative="1">
+      <w:start w:val="1"/>
+      <w:numFmt w:val="bullet"/>
+      <w:lvlText w:val="o"/>
+      <w:lvlJc w:val="left"/>
+      <w:pPr>
+        <w:ind w:left="1080" w:hanging="360"/>
+      </w:pPr>
+      <w:rPr>
+        <w:rFonts w:ascii="Courier New" w:hAnsi="Courier New" w:cs="Courier New" w:hint="default"/>
+      </w:rPr>
+    </w:lvl>
+    <w:lvl w:ilvl="2" w:tplc="FFFFFFFF" w:tentative="1">
+      <w:start w:val="1"/>
+      <w:numFmt w:val="bullet"/>
+      <w:lvlText w:val=""/>
+      <w:lvlJc w:val="left"/>
+      <w:pPr>
+        <w:ind w:left="1800" w:hanging="360"/>
+      </w:pPr>
+      <w:rPr>
+        <w:rFonts w:ascii="Wingdings" w:hAnsi="Wingdings" w:hint="default"/>
+      </w:rPr>
+    </w:lvl>
+    <w:lvl w:ilvl="3" w:tplc="FFFFFFFF" w:tentative="1">
+      <w:start w:val="1"/>
+      <w:numFmt w:val="bullet"/>
+      <w:lvlText w:val=""/>
+      <w:lvlJc w:val="left"/>
+      <w:pPr>
+        <w:ind w:left="2520" w:hanging="360"/>
+      </w:pPr>
+      <w:rPr>
+        <w:rFonts w:ascii="Symbol" w:hAnsi="Symbol" w:hint="default"/>
+      </w:rPr>
+    </w:lvl>
+    <w:lvl w:ilvl="4" w:tplc="FFFFFFFF" w:tentative="1">
+      <w:start w:val="1"/>
+      <w:numFmt w:val="bullet"/>
+      <w:lvlText w:val="o"/>
+      <w:lvlJc w:val="left"/>
+      <w:pPr>
+        <w:ind w:left="3240" w:hanging="360"/>
+      </w:pPr>
+      <w:rPr>
+        <w:rFonts w:ascii="Courier New" w:hAnsi="Courier New" w:cs="Courier New" w:hint="default"/>
+      </w:rPr>
+    </w:lvl>
+    <w:lvl w:ilvl="5" w:tplc="FFFFFFFF" w:tentative="1">
+      <w:start w:val="1"/>
+      <w:numFmt w:val="bullet"/>
+      <w:lvlText w:val=""/>
+      <w:lvlJc w:val="left"/>
+      <w:pPr>
+        <w:ind w:left="3960" w:hanging="360"/>
+      </w:pPr>
+      <w:rPr>
+        <w:rFonts w:ascii="Wingdings" w:hAnsi="Wingdings" w:hint="default"/>
+      </w:rPr>
+    </w:lvl>
+    <w:lvl w:ilvl="6" w:tplc="FFFFFFFF" w:tentative="1">
+      <w:start w:val="1"/>
+      <w:numFmt w:val="bullet"/>
+      <w:lvlText w:val=""/>
+      <w:lvlJc w:val="left"/>
+      <w:pPr>
+        <w:ind w:left="4680" w:hanging="360"/>
+      </w:pPr>
+      <w:rPr>
+        <w:rFonts w:ascii="Symbol" w:hAnsi="Symbol" w:hint="default"/>
+      </w:rPr>
+    </w:lvl>
+    <w:lvl w:ilvl="7" w:tplc="FFFFFFFF" w:tentative="1">
+      <w:start w:val="1"/>
+      <w:numFmt w:val="bullet"/>
+      <w:lvlText w:val="o"/>
+      <w:lvlJc w:val="left"/>
+      <w:pPr>
+        <w:ind w:left="5400" w:hanging="360"/>
+      </w:pPr>
+      <w:rPr>
+        <w:rFonts w:ascii="Courier New" w:hAnsi="Courier New" w:cs="Courier New" w:hint="default"/>
+      </w:rPr>
+    </w:lvl>
+    <w:lvl w:ilvl="8" w:tplc="FFFFFFFF" w:tentative="1">
+      <w:start w:val="1"/>
+      <w:numFmt w:val="bullet"/>
+      <w:lvlText w:val=""/>
+      <w:lvlJc w:val="left"/>
+      <w:pPr>
+        <w:ind w:left="6120" w:hanging="360"/>
+      </w:pPr>
+      <w:rPr>
+        <w:rFonts w:ascii="Wingdings" w:hAnsi="Wingdings" w:hint="default"/>
+      </w:rPr>
+    </w:lvl>
+  </w:abstractNum>
+  <w:abstractNum w:abstractNumId="2" w15:restartNumberingAfterBreak="0">
+    <w:nsid w:val="0256414E"/>
+    <w:multiLevelType w:val="hybridMultilevel"/>
+    <w:tmpl w:val="FA30A79E"/>
+    <w:lvl w:ilvl="0" w:tplc="04070001">
+      <w:start w:val="1"/>
+      <w:numFmt w:val="bullet"/>
+      <w:lvlText w:val=""/>
+      <w:lvlJc w:val="left"/>
+      <w:pPr>
+        <w:ind w:left="360" w:hanging="360"/>
+      </w:pPr>
+      <w:rPr>
+        <w:rFonts w:ascii="Symbol" w:hAnsi="Symbol" w:hint="default"/>
+      </w:rPr>
+    </w:lvl>
+    <w:lvl w:ilvl="1" w:tplc="04070003" w:tentative="1">
+      <w:start w:val="1"/>
+      <w:numFmt w:val="bullet"/>
+      <w:lvlText w:val="o"/>
+      <w:lvlJc w:val="left"/>
+      <w:pPr>
+        <w:ind w:left="1080" w:hanging="360"/>
+      </w:pPr>
+      <w:rPr>
+        <w:rFonts w:ascii="Courier New" w:hAnsi="Courier New" w:cs="Courier New" w:hint="default"/>
+      </w:rPr>
+    </w:lvl>
+    <w:lvl w:ilvl="2" w:tplc="04070005" w:tentative="1">
+      <w:start w:val="1"/>
+      <w:numFmt w:val="bullet"/>
+      <w:lvlText w:val=""/>
+      <w:lvlJc w:val="left"/>
+      <w:pPr>
+        <w:ind w:left="1800" w:hanging="360"/>
+      </w:pPr>
+      <w:rPr>
+        <w:rFonts w:ascii="Wingdings" w:hAnsi="Wingdings" w:hint="default"/>
+      </w:rPr>
+    </w:lvl>
+    <w:lvl w:ilvl="3" w:tplc="04070001" w:tentative="1">
+      <w:start w:val="1"/>
+      <w:numFmt w:val="bullet"/>
+      <w:lvlText w:val=""/>
+      <w:lvlJc w:val="left"/>
+      <w:pPr>
+        <w:ind w:left="2520" w:hanging="360"/>
+      </w:pPr>
+      <w:rPr>
+        <w:rFonts w:ascii="Symbol" w:hAnsi="Symbol" w:hint="default"/>
+      </w:rPr>
+    </w:lvl>
+    <w:lvl w:ilvl="4" w:tplc="04070003" w:tentative="1">
+      <w:start w:val="1"/>
+      <w:numFmt w:val="bullet"/>
+      <w:lvlText w:val="o"/>
+      <w:lvlJc w:val="left"/>
+      <w:pPr>
+        <w:ind w:left="3240" w:hanging="360"/>
+      </w:pPr>
+      <w:rPr>
+        <w:rFonts w:ascii="Courier New" w:hAnsi="Courier New" w:cs="Courier New" w:hint="default"/>
+      </w:rPr>
+    </w:lvl>
+    <w:lvl w:ilvl="5" w:tplc="04070005" w:tentative="1">
+      <w:start w:val="1"/>
+      <w:numFmt w:val="bullet"/>
+      <w:lvlText w:val=""/>
+      <w:lvlJc w:val="left"/>
+      <w:pPr>
+        <w:ind w:left="3960" w:hanging="360"/>
+      </w:pPr>
+      <w:rPr>
+        <w:rFonts w:ascii="Wingdings" w:hAnsi="Wingdings" w:hint="default"/>
+      </w:rPr>
+    </w:lvl>
+    <w:lvl w:ilvl="6" w:tplc="04070001" w:tentative="1">
+      <w:start w:val="1"/>
+      <w:numFmt w:val="bullet"/>
+      <w:lvlText w:val=""/>
+      <w:lvlJc w:val="left"/>
+      <w:pPr>
+        <w:ind w:left="4680" w:hanging="360"/>
+      </w:pPr>
+      <w:rPr>
+        <w:rFonts w:ascii="Symbol" w:hAnsi="Symbol" w:hint="default"/>
+      </w:rPr>
+    </w:lvl>
+    <w:lvl w:ilvl="7" w:tplc="04070003" w:tentative="1">
+      <w:start w:val="1"/>
+      <w:numFmt w:val="bullet"/>
+      <w:lvlText w:val="o"/>
+      <w:lvlJc w:val="left"/>
+      <w:pPr>
+        <w:ind w:left="5400" w:hanging="360"/>
+      </w:pPr>
+      <w:rPr>
+        <w:rFonts w:ascii="Courier New" w:hAnsi="Courier New" w:cs="Courier New" w:hint="default"/>
+      </w:rPr>
+    </w:lvl>
+    <w:lvl w:ilvl="8" w:tplc="04070005" w:tentative="1">
+      <w:start w:val="1"/>
+      <w:numFmt w:val="bullet"/>
+      <w:lvlText w:val=""/>
+      <w:lvlJc w:val="left"/>
+      <w:pPr>
+        <w:ind w:left="6120" w:hanging="360"/>
+      </w:pPr>
+      <w:rPr>
+        <w:rFonts w:ascii="Wingdings" w:hAnsi="Wingdings" w:hint="default"/>
+      </w:rPr>
+    </w:lvl>
+  </w:abstractNum>
+  <w:abstractNum w:abstractNumId="3" w15:restartNumberingAfterBreak="0">
     <w:nsid w:val="04346724"/>
     <w:multiLevelType w:val="hybridMultilevel"/>
     <w:tmpl w:val="AD2279EA"/>
@@ -789,7 +1724,120 @@
       </w:rPr>
     </w:lvl>
   </w:abstractNum>
-  <w:abstractNum w:abstractNumId="2" w15:restartNumberingAfterBreak="0">
+  <w:abstractNum w:abstractNumId="4" w15:restartNumberingAfterBreak="0">
+    <w:nsid w:val="12C3791D"/>
+    <w:multiLevelType w:val="hybridMultilevel"/>
+    <w:tmpl w:val="97402176"/>
+    <w:lvl w:ilvl="0" w:tplc="04070001">
+      <w:start w:val="1"/>
+      <w:numFmt w:val="bullet"/>
+      <w:lvlText w:val=""/>
+      <w:lvlJc w:val="left"/>
+      <w:pPr>
+        <w:ind w:left="360" w:hanging="360"/>
+      </w:pPr>
+      <w:rPr>
+        <w:rFonts w:ascii="Symbol" w:hAnsi="Symbol" w:hint="default"/>
+      </w:rPr>
+    </w:lvl>
+    <w:lvl w:ilvl="1" w:tplc="FFFFFFFF" w:tentative="1">
+      <w:start w:val="1"/>
+      <w:numFmt w:val="bullet"/>
+      <w:lvlText w:val="o"/>
+      <w:lvlJc w:val="left"/>
+      <w:pPr>
+        <w:ind w:left="1080" w:hanging="360"/>
+      </w:pPr>
+      <w:rPr>
+        <w:rFonts w:ascii="Courier New" w:hAnsi="Courier New" w:cs="Courier New" w:hint="default"/>
+      </w:rPr>
+    </w:lvl>
+    <w:lvl w:ilvl="2" w:tplc="FFFFFFFF" w:tentative="1">
+      <w:start w:val="1"/>
+      <w:numFmt w:val="bullet"/>
+      <w:lvlText w:val=""/>
+      <w:lvlJc w:val="left"/>
+      <w:pPr>
+        <w:ind w:left="1800" w:hanging="360"/>
+      </w:pPr>
+      <w:rPr>
+        <w:rFonts w:ascii="Wingdings" w:hAnsi="Wingdings" w:hint="default"/>
+      </w:rPr>
+    </w:lvl>
+    <w:lvl w:ilvl="3" w:tplc="FFFFFFFF" w:tentative="1">
+      <w:start w:val="1"/>
+      <w:numFmt w:val="bullet"/>
+      <w:lvlText w:val=""/>
+      <w:lvlJc w:val="left"/>
+      <w:pPr>
+        <w:ind w:left="2520" w:hanging="360"/>
+      </w:pPr>
+      <w:rPr>
+        <w:rFonts w:ascii="Symbol" w:hAnsi="Symbol" w:hint="default"/>
+      </w:rPr>
+    </w:lvl>
+    <w:lvl w:ilvl="4" w:tplc="FFFFFFFF" w:tentative="1">
+      <w:start w:val="1"/>
+      <w:numFmt w:val="bullet"/>
+      <w:lvlText w:val="o"/>
+      <w:lvlJc w:val="left"/>
+      <w:pPr>
+        <w:ind w:left="3240" w:hanging="360"/>
+      </w:pPr>
+      <w:rPr>
+        <w:rFonts w:ascii="Courier New" w:hAnsi="Courier New" w:cs="Courier New" w:hint="default"/>
+      </w:rPr>
+    </w:lvl>
+    <w:lvl w:ilvl="5" w:tplc="FFFFFFFF" w:tentative="1">
+      <w:start w:val="1"/>
+      <w:numFmt w:val="bullet"/>
+      <w:lvlText w:val=""/>
+      <w:lvlJc w:val="left"/>
+      <w:pPr>
+        <w:ind w:left="3960" w:hanging="360"/>
+      </w:pPr>
+      <w:rPr>
+        <w:rFonts w:ascii="Wingdings" w:hAnsi="Wingdings" w:hint="default"/>
+      </w:rPr>
+    </w:lvl>
+    <w:lvl w:ilvl="6" w:tplc="FFFFFFFF" w:tentative="1">
+      <w:start w:val="1"/>
+      <w:numFmt w:val="bullet"/>
+      <w:lvlText w:val=""/>
+      <w:lvlJc w:val="left"/>
+      <w:pPr>
+        <w:ind w:left="4680" w:hanging="360"/>
+      </w:pPr>
+      <w:rPr>
+        <w:rFonts w:ascii="Symbol" w:hAnsi="Symbol" w:hint="default"/>
+      </w:rPr>
+    </w:lvl>
+    <w:lvl w:ilvl="7" w:tplc="FFFFFFFF" w:tentative="1">
+      <w:start w:val="1"/>
+      <w:numFmt w:val="bullet"/>
+      <w:lvlText w:val="o"/>
+      <w:lvlJc w:val="left"/>
+      <w:pPr>
+        <w:ind w:left="5400" w:hanging="360"/>
+      </w:pPr>
+      <w:rPr>
+        <w:rFonts w:ascii="Courier New" w:hAnsi="Courier New" w:cs="Courier New" w:hint="default"/>
+      </w:rPr>
+    </w:lvl>
+    <w:lvl w:ilvl="8" w:tplc="FFFFFFFF" w:tentative="1">
+      <w:start w:val="1"/>
+      <w:numFmt w:val="bullet"/>
+      <w:lvlText w:val=""/>
+      <w:lvlJc w:val="left"/>
+      <w:pPr>
+        <w:ind w:left="6120" w:hanging="360"/>
+      </w:pPr>
+      <w:rPr>
+        <w:rFonts w:ascii="Wingdings" w:hAnsi="Wingdings" w:hint="default"/>
+      </w:rPr>
+    </w:lvl>
+  </w:abstractNum>
+  <w:abstractNum w:abstractNumId="5" w15:restartNumberingAfterBreak="0">
     <w:nsid w:val="17960001"/>
     <w:multiLevelType w:val="hybridMultilevel"/>
     <w:tmpl w:val="E4065584"/>
@@ -876,7 +1924,120 @@
       </w:pPr>
     </w:lvl>
   </w:abstractNum>
-  <w:abstractNum w:abstractNumId="3" w15:restartNumberingAfterBreak="0">
+  <w:abstractNum w:abstractNumId="6" w15:restartNumberingAfterBreak="0">
+    <w:nsid w:val="19E34274"/>
+    <w:multiLevelType w:val="hybridMultilevel"/>
+    <w:tmpl w:val="548E5314"/>
+    <w:lvl w:ilvl="0" w:tplc="04070001">
+      <w:start w:val="1"/>
+      <w:numFmt w:val="bullet"/>
+      <w:lvlText w:val=""/>
+      <w:lvlJc w:val="left"/>
+      <w:pPr>
+        <w:ind w:left="360" w:hanging="360"/>
+      </w:pPr>
+      <w:rPr>
+        <w:rFonts w:ascii="Symbol" w:hAnsi="Symbol" w:hint="default"/>
+      </w:rPr>
+    </w:lvl>
+    <w:lvl w:ilvl="1" w:tplc="04070003" w:tentative="1">
+      <w:start w:val="1"/>
+      <w:numFmt w:val="bullet"/>
+      <w:lvlText w:val="o"/>
+      <w:lvlJc w:val="left"/>
+      <w:pPr>
+        <w:ind w:left="1080" w:hanging="360"/>
+      </w:pPr>
+      <w:rPr>
+        <w:rFonts w:ascii="Courier New" w:hAnsi="Courier New" w:cs="Courier New" w:hint="default"/>
+      </w:rPr>
+    </w:lvl>
+    <w:lvl w:ilvl="2" w:tplc="04070005" w:tentative="1">
+      <w:start w:val="1"/>
+      <w:numFmt w:val="bullet"/>
+      <w:lvlText w:val=""/>
+      <w:lvlJc w:val="left"/>
+      <w:pPr>
+        <w:ind w:left="1800" w:hanging="360"/>
+      </w:pPr>
+      <w:rPr>
+        <w:rFonts w:ascii="Wingdings" w:hAnsi="Wingdings" w:hint="default"/>
+      </w:rPr>
+    </w:lvl>
+    <w:lvl w:ilvl="3" w:tplc="04070001" w:tentative="1">
+      <w:start w:val="1"/>
+      <w:numFmt w:val="bullet"/>
+      <w:lvlText w:val=""/>
+      <w:lvlJc w:val="left"/>
+      <w:pPr>
+        <w:ind w:left="2520" w:hanging="360"/>
+      </w:pPr>
+      <w:rPr>
+        <w:rFonts w:ascii="Symbol" w:hAnsi="Symbol" w:hint="default"/>
+      </w:rPr>
+    </w:lvl>
+    <w:lvl w:ilvl="4" w:tplc="04070003" w:tentative="1">
+      <w:start w:val="1"/>
+      <w:numFmt w:val="bullet"/>
+      <w:lvlText w:val="o"/>
+      <w:lvlJc w:val="left"/>
+      <w:pPr>
+        <w:ind w:left="3240" w:hanging="360"/>
+      </w:pPr>
+      <w:rPr>
+        <w:rFonts w:ascii="Courier New" w:hAnsi="Courier New" w:cs="Courier New" w:hint="default"/>
+      </w:rPr>
+    </w:lvl>
+    <w:lvl w:ilvl="5" w:tplc="04070005" w:tentative="1">
+      <w:start w:val="1"/>
+      <w:numFmt w:val="bullet"/>
+      <w:lvlText w:val=""/>
+      <w:lvlJc w:val="left"/>
+      <w:pPr>
+        <w:ind w:left="3960" w:hanging="360"/>
+      </w:pPr>
+      <w:rPr>
+        <w:rFonts w:ascii="Wingdings" w:hAnsi="Wingdings" w:hint="default"/>
+      </w:rPr>
+    </w:lvl>
+    <w:lvl w:ilvl="6" w:tplc="04070001" w:tentative="1">
+      <w:start w:val="1"/>
+      <w:numFmt w:val="bullet"/>
+      <w:lvlText w:val=""/>
+      <w:lvlJc w:val="left"/>
+      <w:pPr>
+        <w:ind w:left="4680" w:hanging="360"/>
+      </w:pPr>
+      <w:rPr>
+        <w:rFonts w:ascii="Symbol" w:hAnsi="Symbol" w:hint="default"/>
+      </w:rPr>
+    </w:lvl>
+    <w:lvl w:ilvl="7" w:tplc="04070003" w:tentative="1">
+      <w:start w:val="1"/>
+      <w:numFmt w:val="bullet"/>
+      <w:lvlText w:val="o"/>
+      <w:lvlJc w:val="left"/>
+      <w:pPr>
+        <w:ind w:left="5400" w:hanging="360"/>
+      </w:pPr>
+      <w:rPr>
+        <w:rFonts w:ascii="Courier New" w:hAnsi="Courier New" w:cs="Courier New" w:hint="default"/>
+      </w:rPr>
+    </w:lvl>
+    <w:lvl w:ilvl="8" w:tplc="04070005" w:tentative="1">
+      <w:start w:val="1"/>
+      <w:numFmt w:val="bullet"/>
+      <w:lvlText w:val=""/>
+      <w:lvlJc w:val="left"/>
+      <w:pPr>
+        <w:ind w:left="6120" w:hanging="360"/>
+      </w:pPr>
+      <w:rPr>
+        <w:rFonts w:ascii="Wingdings" w:hAnsi="Wingdings" w:hint="default"/>
+      </w:rPr>
+    </w:lvl>
+  </w:abstractNum>
+  <w:abstractNum w:abstractNumId="7" w15:restartNumberingAfterBreak="0">
     <w:nsid w:val="32C61B5A"/>
     <w:multiLevelType w:val="hybridMultilevel"/>
     <w:tmpl w:val="FDB21B78"/>
@@ -990,7 +2151,7 @@
       </w:rPr>
     </w:lvl>
   </w:abstractNum>
-  <w:abstractNum w:abstractNumId="4" w15:restartNumberingAfterBreak="0">
+  <w:abstractNum w:abstractNumId="8" w15:restartNumberingAfterBreak="0">
     <w:nsid w:val="348C1184"/>
     <w:multiLevelType w:val="multilevel"/>
     <w:tmpl w:val="0A5A924A"/>
@@ -1110,13 +2271,497 @@
       </w:rPr>
     </w:lvl>
   </w:abstractNum>
-  <w:abstractNum w:abstractNumId="5" w15:restartNumberingAfterBreak="0">
+  <w:abstractNum w:abstractNumId="9" w15:restartNumberingAfterBreak="0">
+    <w:nsid w:val="3A447B2D"/>
+    <w:multiLevelType w:val="hybridMultilevel"/>
+    <w:tmpl w:val="6DC48844"/>
+    <w:lvl w:ilvl="0" w:tplc="04070001">
+      <w:start w:val="1"/>
+      <w:numFmt w:val="bullet"/>
+      <w:lvlText w:val=""/>
+      <w:lvlJc w:val="left"/>
+      <w:pPr>
+        <w:ind w:left="360" w:hanging="360"/>
+      </w:pPr>
+      <w:rPr>
+        <w:rFonts w:ascii="Symbol" w:hAnsi="Symbol" w:hint="default"/>
+      </w:rPr>
+    </w:lvl>
+    <w:lvl w:ilvl="1" w:tplc="FFFFFFFF" w:tentative="1">
+      <w:start w:val="1"/>
+      <w:numFmt w:val="bullet"/>
+      <w:lvlText w:val="o"/>
+      <w:lvlJc w:val="left"/>
+      <w:pPr>
+        <w:ind w:left="1080" w:hanging="360"/>
+      </w:pPr>
+      <w:rPr>
+        <w:rFonts w:ascii="Courier New" w:hAnsi="Courier New" w:cs="Courier New" w:hint="default"/>
+      </w:rPr>
+    </w:lvl>
+    <w:lvl w:ilvl="2" w:tplc="FFFFFFFF" w:tentative="1">
+      <w:start w:val="1"/>
+      <w:numFmt w:val="bullet"/>
+      <w:lvlText w:val=""/>
+      <w:lvlJc w:val="left"/>
+      <w:pPr>
+        <w:ind w:left="1800" w:hanging="360"/>
+      </w:pPr>
+      <w:rPr>
+        <w:rFonts w:ascii="Wingdings" w:hAnsi="Wingdings" w:hint="default"/>
+      </w:rPr>
+    </w:lvl>
+    <w:lvl w:ilvl="3" w:tplc="FFFFFFFF" w:tentative="1">
+      <w:start w:val="1"/>
+      <w:numFmt w:val="bullet"/>
+      <w:lvlText w:val=""/>
+      <w:lvlJc w:val="left"/>
+      <w:pPr>
+        <w:ind w:left="2520" w:hanging="360"/>
+      </w:pPr>
+      <w:rPr>
+        <w:rFonts w:ascii="Symbol" w:hAnsi="Symbol" w:hint="default"/>
+      </w:rPr>
+    </w:lvl>
+    <w:lvl w:ilvl="4" w:tplc="FFFFFFFF" w:tentative="1">
+      <w:start w:val="1"/>
+      <w:numFmt w:val="bullet"/>
+      <w:lvlText w:val="o"/>
+      <w:lvlJc w:val="left"/>
+      <w:pPr>
+        <w:ind w:left="3240" w:hanging="360"/>
+      </w:pPr>
+      <w:rPr>
+        <w:rFonts w:ascii="Courier New" w:hAnsi="Courier New" w:cs="Courier New" w:hint="default"/>
+      </w:rPr>
+    </w:lvl>
+    <w:lvl w:ilvl="5" w:tplc="FFFFFFFF" w:tentative="1">
+      <w:start w:val="1"/>
+      <w:numFmt w:val="bullet"/>
+      <w:lvlText w:val=""/>
+      <w:lvlJc w:val="left"/>
+      <w:pPr>
+        <w:ind w:left="3960" w:hanging="360"/>
+      </w:pPr>
+      <w:rPr>
+        <w:rFonts w:ascii="Wingdings" w:hAnsi="Wingdings" w:hint="default"/>
+      </w:rPr>
+    </w:lvl>
+    <w:lvl w:ilvl="6" w:tplc="FFFFFFFF" w:tentative="1">
+      <w:start w:val="1"/>
+      <w:numFmt w:val="bullet"/>
+      <w:lvlText w:val=""/>
+      <w:lvlJc w:val="left"/>
+      <w:pPr>
+        <w:ind w:left="4680" w:hanging="360"/>
+      </w:pPr>
+      <w:rPr>
+        <w:rFonts w:ascii="Symbol" w:hAnsi="Symbol" w:hint="default"/>
+      </w:rPr>
+    </w:lvl>
+    <w:lvl w:ilvl="7" w:tplc="FFFFFFFF" w:tentative="1">
+      <w:start w:val="1"/>
+      <w:numFmt w:val="bullet"/>
+      <w:lvlText w:val="o"/>
+      <w:lvlJc w:val="left"/>
+      <w:pPr>
+        <w:ind w:left="5400" w:hanging="360"/>
+      </w:pPr>
+      <w:rPr>
+        <w:rFonts w:ascii="Courier New" w:hAnsi="Courier New" w:cs="Courier New" w:hint="default"/>
+      </w:rPr>
+    </w:lvl>
+    <w:lvl w:ilvl="8" w:tplc="FFFFFFFF" w:tentative="1">
+      <w:start w:val="1"/>
+      <w:numFmt w:val="bullet"/>
+      <w:lvlText w:val=""/>
+      <w:lvlJc w:val="left"/>
+      <w:pPr>
+        <w:ind w:left="6120" w:hanging="360"/>
+      </w:pPr>
+      <w:rPr>
+        <w:rFonts w:ascii="Wingdings" w:hAnsi="Wingdings" w:hint="default"/>
+      </w:rPr>
+    </w:lvl>
+  </w:abstractNum>
+  <w:abstractNum w:abstractNumId="10" w15:restartNumberingAfterBreak="0">
     <w:nsid w:val="3A8B1EAB"/>
     <w:multiLevelType w:val="multilevel"/>
     <w:tmpl w:val="0A5A924A"/>
     <w:numStyleLink w:val="Liedkopf"/>
   </w:abstractNum>
-  <w:abstractNum w:abstractNumId="6" w15:restartNumberingAfterBreak="0">
+  <w:abstractNum w:abstractNumId="11" w15:restartNumberingAfterBreak="0">
+    <w:nsid w:val="449E2EFF"/>
+    <w:multiLevelType w:val="hybridMultilevel"/>
+    <w:tmpl w:val="482AFC46"/>
+    <w:lvl w:ilvl="0" w:tplc="0407000F">
+      <w:start w:val="1"/>
+      <w:numFmt w:val="decimal"/>
+      <w:lvlText w:val="%1."/>
+      <w:lvlJc w:val="left"/>
+      <w:pPr>
+        <w:ind w:left="720" w:hanging="360"/>
+      </w:pPr>
+    </w:lvl>
+    <w:lvl w:ilvl="1" w:tplc="04070019" w:tentative="1">
+      <w:start w:val="1"/>
+      <w:numFmt w:val="lowerLetter"/>
+      <w:lvlText w:val="%2."/>
+      <w:lvlJc w:val="left"/>
+      <w:pPr>
+        <w:ind w:left="1440" w:hanging="360"/>
+      </w:pPr>
+    </w:lvl>
+    <w:lvl w:ilvl="2" w:tplc="0407001B" w:tentative="1">
+      <w:start w:val="1"/>
+      <w:numFmt w:val="lowerRoman"/>
+      <w:lvlText w:val="%3."/>
+      <w:lvlJc w:val="right"/>
+      <w:pPr>
+        <w:ind w:left="2160" w:hanging="180"/>
+      </w:pPr>
+    </w:lvl>
+    <w:lvl w:ilvl="3" w:tplc="0407000F" w:tentative="1">
+      <w:start w:val="1"/>
+      <w:numFmt w:val="decimal"/>
+      <w:lvlText w:val="%4."/>
+      <w:lvlJc w:val="left"/>
+      <w:pPr>
+        <w:ind w:left="2880" w:hanging="360"/>
+      </w:pPr>
+    </w:lvl>
+    <w:lvl w:ilvl="4" w:tplc="04070019" w:tentative="1">
+      <w:start w:val="1"/>
+      <w:numFmt w:val="lowerLetter"/>
+      <w:lvlText w:val="%5."/>
+      <w:lvlJc w:val="left"/>
+      <w:pPr>
+        <w:ind w:left="3600" w:hanging="360"/>
+      </w:pPr>
+    </w:lvl>
+    <w:lvl w:ilvl="5" w:tplc="0407001B" w:tentative="1">
+      <w:start w:val="1"/>
+      <w:numFmt w:val="lowerRoman"/>
+      <w:lvlText w:val="%6."/>
+      <w:lvlJc w:val="right"/>
+      <w:pPr>
+        <w:ind w:left="4320" w:hanging="180"/>
+      </w:pPr>
+    </w:lvl>
+    <w:lvl w:ilvl="6" w:tplc="0407000F" w:tentative="1">
+      <w:start w:val="1"/>
+      <w:numFmt w:val="decimal"/>
+      <w:lvlText w:val="%7."/>
+      <w:lvlJc w:val="left"/>
+      <w:pPr>
+        <w:ind w:left="5040" w:hanging="360"/>
+      </w:pPr>
+    </w:lvl>
+    <w:lvl w:ilvl="7" w:tplc="04070019" w:tentative="1">
+      <w:start w:val="1"/>
+      <w:numFmt w:val="lowerLetter"/>
+      <w:lvlText w:val="%8."/>
+      <w:lvlJc w:val="left"/>
+      <w:pPr>
+        <w:ind w:left="5760" w:hanging="360"/>
+      </w:pPr>
+    </w:lvl>
+    <w:lvl w:ilvl="8" w:tplc="0407001B" w:tentative="1">
+      <w:start w:val="1"/>
+      <w:numFmt w:val="lowerRoman"/>
+      <w:lvlText w:val="%9."/>
+      <w:lvlJc w:val="right"/>
+      <w:pPr>
+        <w:ind w:left="6480" w:hanging="180"/>
+      </w:pPr>
+    </w:lvl>
+  </w:abstractNum>
+  <w:abstractNum w:abstractNumId="12" w15:restartNumberingAfterBreak="0">
+    <w:nsid w:val="5DAE2310"/>
+    <w:multiLevelType w:val="hybridMultilevel"/>
+    <w:tmpl w:val="8AB011DC"/>
+    <w:lvl w:ilvl="0" w:tplc="04070001">
+      <w:start w:val="1"/>
+      <w:numFmt w:val="bullet"/>
+      <w:lvlText w:val=""/>
+      <w:lvlJc w:val="left"/>
+      <w:pPr>
+        <w:ind w:left="360" w:hanging="360"/>
+      </w:pPr>
+      <w:rPr>
+        <w:rFonts w:ascii="Symbol" w:hAnsi="Symbol" w:hint="default"/>
+      </w:rPr>
+    </w:lvl>
+    <w:lvl w:ilvl="1" w:tplc="04070003" w:tentative="1">
+      <w:start w:val="1"/>
+      <w:numFmt w:val="bullet"/>
+      <w:lvlText w:val="o"/>
+      <w:lvlJc w:val="left"/>
+      <w:pPr>
+        <w:ind w:left="1080" w:hanging="360"/>
+      </w:pPr>
+      <w:rPr>
+        <w:rFonts w:ascii="Courier New" w:hAnsi="Courier New" w:cs="Courier New" w:hint="default"/>
+      </w:rPr>
+    </w:lvl>
+    <w:lvl w:ilvl="2" w:tplc="04070005" w:tentative="1">
+      <w:start w:val="1"/>
+      <w:numFmt w:val="bullet"/>
+      <w:lvlText w:val=""/>
+      <w:lvlJc w:val="left"/>
+      <w:pPr>
+        <w:ind w:left="1800" w:hanging="360"/>
+      </w:pPr>
+      <w:rPr>
+        <w:rFonts w:ascii="Wingdings" w:hAnsi="Wingdings" w:hint="default"/>
+      </w:rPr>
+    </w:lvl>
+    <w:lvl w:ilvl="3" w:tplc="04070001" w:tentative="1">
+      <w:start w:val="1"/>
+      <w:numFmt w:val="bullet"/>
+      <w:lvlText w:val=""/>
+      <w:lvlJc w:val="left"/>
+      <w:pPr>
+        <w:ind w:left="2520" w:hanging="360"/>
+      </w:pPr>
+      <w:rPr>
+        <w:rFonts w:ascii="Symbol" w:hAnsi="Symbol" w:hint="default"/>
+      </w:rPr>
+    </w:lvl>
+    <w:lvl w:ilvl="4" w:tplc="04070003" w:tentative="1">
+      <w:start w:val="1"/>
+      <w:numFmt w:val="bullet"/>
+      <w:lvlText w:val="o"/>
+      <w:lvlJc w:val="left"/>
+      <w:pPr>
+        <w:ind w:left="3240" w:hanging="360"/>
+      </w:pPr>
+      <w:rPr>
+        <w:rFonts w:ascii="Courier New" w:hAnsi="Courier New" w:cs="Courier New" w:hint="default"/>
+      </w:rPr>
+    </w:lvl>
+    <w:lvl w:ilvl="5" w:tplc="04070005" w:tentative="1">
+      <w:start w:val="1"/>
+      <w:numFmt w:val="bullet"/>
+      <w:lvlText w:val=""/>
+      <w:lvlJc w:val="left"/>
+      <w:pPr>
+        <w:ind w:left="3960" w:hanging="360"/>
+      </w:pPr>
+      <w:rPr>
+        <w:rFonts w:ascii="Wingdings" w:hAnsi="Wingdings" w:hint="default"/>
+      </w:rPr>
+    </w:lvl>
+    <w:lvl w:ilvl="6" w:tplc="04070001" w:tentative="1">
+      <w:start w:val="1"/>
+      <w:numFmt w:val="bullet"/>
+      <w:lvlText w:val=""/>
+      <w:lvlJc w:val="left"/>
+      <w:pPr>
+        <w:ind w:left="4680" w:hanging="360"/>
+      </w:pPr>
+      <w:rPr>
+        <w:rFonts w:ascii="Symbol" w:hAnsi="Symbol" w:hint="default"/>
+      </w:rPr>
+    </w:lvl>
+    <w:lvl w:ilvl="7" w:tplc="04070003" w:tentative="1">
+      <w:start w:val="1"/>
+      <w:numFmt w:val="bullet"/>
+      <w:lvlText w:val="o"/>
+      <w:lvlJc w:val="left"/>
+      <w:pPr>
+        <w:ind w:left="5400" w:hanging="360"/>
+      </w:pPr>
+      <w:rPr>
+        <w:rFonts w:ascii="Courier New" w:hAnsi="Courier New" w:cs="Courier New" w:hint="default"/>
+      </w:rPr>
+    </w:lvl>
+    <w:lvl w:ilvl="8" w:tplc="04070005" w:tentative="1">
+      <w:start w:val="1"/>
+      <w:numFmt w:val="bullet"/>
+      <w:lvlText w:val=""/>
+      <w:lvlJc w:val="left"/>
+      <w:pPr>
+        <w:ind w:left="6120" w:hanging="360"/>
+      </w:pPr>
+      <w:rPr>
+        <w:rFonts w:ascii="Wingdings" w:hAnsi="Wingdings" w:hint="default"/>
+      </w:rPr>
+    </w:lvl>
+  </w:abstractNum>
+  <w:abstractNum w:abstractNumId="13" w15:restartNumberingAfterBreak="0">
+    <w:nsid w:val="62941120"/>
+    <w:multiLevelType w:val="hybridMultilevel"/>
+    <w:tmpl w:val="8D6CDFD8"/>
+    <w:lvl w:ilvl="0" w:tplc="0407000F">
+      <w:start w:val="1"/>
+      <w:numFmt w:val="decimal"/>
+      <w:lvlText w:val="%1."/>
+      <w:lvlJc w:val="left"/>
+      <w:pPr>
+        <w:ind w:left="360" w:hanging="360"/>
+      </w:pPr>
+    </w:lvl>
+    <w:lvl w:ilvl="1" w:tplc="FFFFFFFF" w:tentative="1">
+      <w:start w:val="1"/>
+      <w:numFmt w:val="lowerLetter"/>
+      <w:lvlText w:val="%2."/>
+      <w:lvlJc w:val="left"/>
+      <w:pPr>
+        <w:ind w:left="1080" w:hanging="360"/>
+      </w:pPr>
+    </w:lvl>
+    <w:lvl w:ilvl="2" w:tplc="FFFFFFFF" w:tentative="1">
+      <w:start w:val="1"/>
+      <w:numFmt w:val="lowerRoman"/>
+      <w:lvlText w:val="%3."/>
+      <w:lvlJc w:val="right"/>
+      <w:pPr>
+        <w:ind w:left="1800" w:hanging="180"/>
+      </w:pPr>
+    </w:lvl>
+    <w:lvl w:ilvl="3" w:tplc="FFFFFFFF" w:tentative="1">
+      <w:start w:val="1"/>
+      <w:numFmt w:val="decimal"/>
+      <w:lvlText w:val="%4."/>
+      <w:lvlJc w:val="left"/>
+      <w:pPr>
+        <w:ind w:left="2520" w:hanging="360"/>
+      </w:pPr>
+    </w:lvl>
+    <w:lvl w:ilvl="4" w:tplc="FFFFFFFF" w:tentative="1">
+      <w:start w:val="1"/>
+      <w:numFmt w:val="lowerLetter"/>
+      <w:lvlText w:val="%5."/>
+      <w:lvlJc w:val="left"/>
+      <w:pPr>
+        <w:ind w:left="3240" w:hanging="360"/>
+      </w:pPr>
+    </w:lvl>
+    <w:lvl w:ilvl="5" w:tplc="FFFFFFFF" w:tentative="1">
+      <w:start w:val="1"/>
+      <w:numFmt w:val="lowerRoman"/>
+      <w:lvlText w:val="%6."/>
+      <w:lvlJc w:val="right"/>
+      <w:pPr>
+        <w:ind w:left="3960" w:hanging="180"/>
+      </w:pPr>
+    </w:lvl>
+    <w:lvl w:ilvl="6" w:tplc="FFFFFFFF" w:tentative="1">
+      <w:start w:val="1"/>
+      <w:numFmt w:val="decimal"/>
+      <w:lvlText w:val="%7."/>
+      <w:lvlJc w:val="left"/>
+      <w:pPr>
+        <w:ind w:left="4680" w:hanging="360"/>
+      </w:pPr>
+    </w:lvl>
+    <w:lvl w:ilvl="7" w:tplc="FFFFFFFF" w:tentative="1">
+      <w:start w:val="1"/>
+      <w:numFmt w:val="lowerLetter"/>
+      <w:lvlText w:val="%8."/>
+      <w:lvlJc w:val="left"/>
+      <w:pPr>
+        <w:ind w:left="5400" w:hanging="360"/>
+      </w:pPr>
+    </w:lvl>
+    <w:lvl w:ilvl="8" w:tplc="FFFFFFFF" w:tentative="1">
+      <w:start w:val="1"/>
+      <w:numFmt w:val="lowerRoman"/>
+      <w:lvlText w:val="%9."/>
+      <w:lvlJc w:val="right"/>
+      <w:pPr>
+        <w:ind w:left="6120" w:hanging="180"/>
+      </w:pPr>
+    </w:lvl>
+  </w:abstractNum>
+  <w:abstractNum w:abstractNumId="14" w15:restartNumberingAfterBreak="0">
+    <w:nsid w:val="637C4A41"/>
+    <w:multiLevelType w:val="hybridMultilevel"/>
+    <w:tmpl w:val="BE0C603A"/>
+    <w:lvl w:ilvl="0" w:tplc="0407000F">
+      <w:start w:val="1"/>
+      <w:numFmt w:val="decimal"/>
+      <w:lvlText w:val="%1."/>
+      <w:lvlJc w:val="left"/>
+      <w:pPr>
+        <w:ind w:left="360" w:hanging="360"/>
+      </w:pPr>
+    </w:lvl>
+    <w:lvl w:ilvl="1" w:tplc="04070019" w:tentative="1">
+      <w:start w:val="1"/>
+      <w:numFmt w:val="lowerLetter"/>
+      <w:lvlText w:val="%2."/>
+      <w:lvlJc w:val="left"/>
+      <w:pPr>
+        <w:ind w:left="1080" w:hanging="360"/>
+      </w:pPr>
+    </w:lvl>
+    <w:lvl w:ilvl="2" w:tplc="0407001B" w:tentative="1">
+      <w:start w:val="1"/>
+      <w:numFmt w:val="lowerRoman"/>
+      <w:lvlText w:val="%3."/>
+      <w:lvlJc w:val="right"/>
+      <w:pPr>
+        <w:ind w:left="1800" w:hanging="180"/>
+      </w:pPr>
+    </w:lvl>
+    <w:lvl w:ilvl="3" w:tplc="0407000F" w:tentative="1">
+      <w:start w:val="1"/>
+      <w:numFmt w:val="decimal"/>
+      <w:lvlText w:val="%4."/>
+      <w:lvlJc w:val="left"/>
+      <w:pPr>
+        <w:ind w:left="2520" w:hanging="360"/>
+      </w:pPr>
+    </w:lvl>
+    <w:lvl w:ilvl="4" w:tplc="04070019" w:tentative="1">
+      <w:start w:val="1"/>
+      <w:numFmt w:val="lowerLetter"/>
+      <w:lvlText w:val="%5."/>
+      <w:lvlJc w:val="left"/>
+      <w:pPr>
+        <w:ind w:left="3240" w:hanging="360"/>
+      </w:pPr>
+    </w:lvl>
+    <w:lvl w:ilvl="5" w:tplc="0407001B" w:tentative="1">
+      <w:start w:val="1"/>
+      <w:numFmt w:val="lowerRoman"/>
+      <w:lvlText w:val="%6."/>
+      <w:lvlJc w:val="right"/>
+      <w:pPr>
+        <w:ind w:left="3960" w:hanging="180"/>
+      </w:pPr>
+    </w:lvl>
+    <w:lvl w:ilvl="6" w:tplc="0407000F" w:tentative="1">
+      <w:start w:val="1"/>
+      <w:numFmt w:val="decimal"/>
+      <w:lvlText w:val="%7."/>
+      <w:lvlJc w:val="left"/>
+      <w:pPr>
+        <w:ind w:left="4680" w:hanging="360"/>
+      </w:pPr>
+    </w:lvl>
+    <w:lvl w:ilvl="7" w:tplc="04070019" w:tentative="1">
+      <w:start w:val="1"/>
+      <w:numFmt w:val="lowerLetter"/>
+      <w:lvlText w:val="%8."/>
+      <w:lvlJc w:val="left"/>
+      <w:pPr>
+        <w:ind w:left="5400" w:hanging="360"/>
+      </w:pPr>
+    </w:lvl>
+    <w:lvl w:ilvl="8" w:tplc="0407001B" w:tentative="1">
+      <w:start w:val="1"/>
+      <w:numFmt w:val="lowerRoman"/>
+      <w:lvlText w:val="%9."/>
+      <w:lvlJc w:val="right"/>
+      <w:pPr>
+        <w:ind w:left="6120" w:hanging="180"/>
+      </w:pPr>
+    </w:lvl>
+  </w:abstractNum>
+  <w:abstractNum w:abstractNumId="15" w15:restartNumberingAfterBreak="0">
     <w:nsid w:val="64F0226C"/>
     <w:multiLevelType w:val="hybridMultilevel"/>
     <w:tmpl w:val="A94AED9A"/>
@@ -1229,29 +2874,377 @@
       </w:rPr>
     </w:lvl>
   </w:abstractNum>
+  <w:abstractNum w:abstractNumId="16" w15:restartNumberingAfterBreak="0">
+    <w:nsid w:val="67E3402F"/>
+    <w:multiLevelType w:val="hybridMultilevel"/>
+    <w:tmpl w:val="3DD8EC32"/>
+    <w:lvl w:ilvl="0" w:tplc="0407000F">
+      <w:start w:val="1"/>
+      <w:numFmt w:val="decimal"/>
+      <w:lvlText w:val="%1."/>
+      <w:lvlJc w:val="left"/>
+      <w:pPr>
+        <w:ind w:left="720" w:hanging="360"/>
+      </w:pPr>
+    </w:lvl>
+    <w:lvl w:ilvl="1" w:tplc="04070019" w:tentative="1">
+      <w:start w:val="1"/>
+      <w:numFmt w:val="lowerLetter"/>
+      <w:lvlText w:val="%2."/>
+      <w:lvlJc w:val="left"/>
+      <w:pPr>
+        <w:ind w:left="1440" w:hanging="360"/>
+      </w:pPr>
+    </w:lvl>
+    <w:lvl w:ilvl="2" w:tplc="0407001B" w:tentative="1">
+      <w:start w:val="1"/>
+      <w:numFmt w:val="lowerRoman"/>
+      <w:lvlText w:val="%3."/>
+      <w:lvlJc w:val="right"/>
+      <w:pPr>
+        <w:ind w:left="2160" w:hanging="180"/>
+      </w:pPr>
+    </w:lvl>
+    <w:lvl w:ilvl="3" w:tplc="0407000F" w:tentative="1">
+      <w:start w:val="1"/>
+      <w:numFmt w:val="decimal"/>
+      <w:lvlText w:val="%4."/>
+      <w:lvlJc w:val="left"/>
+      <w:pPr>
+        <w:ind w:left="2880" w:hanging="360"/>
+      </w:pPr>
+    </w:lvl>
+    <w:lvl w:ilvl="4" w:tplc="04070019" w:tentative="1">
+      <w:start w:val="1"/>
+      <w:numFmt w:val="lowerLetter"/>
+      <w:lvlText w:val="%5."/>
+      <w:lvlJc w:val="left"/>
+      <w:pPr>
+        <w:ind w:left="3600" w:hanging="360"/>
+      </w:pPr>
+    </w:lvl>
+    <w:lvl w:ilvl="5" w:tplc="0407001B" w:tentative="1">
+      <w:start w:val="1"/>
+      <w:numFmt w:val="lowerRoman"/>
+      <w:lvlText w:val="%6."/>
+      <w:lvlJc w:val="right"/>
+      <w:pPr>
+        <w:ind w:left="4320" w:hanging="180"/>
+      </w:pPr>
+    </w:lvl>
+    <w:lvl w:ilvl="6" w:tplc="0407000F" w:tentative="1">
+      <w:start w:val="1"/>
+      <w:numFmt w:val="decimal"/>
+      <w:lvlText w:val="%7."/>
+      <w:lvlJc w:val="left"/>
+      <w:pPr>
+        <w:ind w:left="5040" w:hanging="360"/>
+      </w:pPr>
+    </w:lvl>
+    <w:lvl w:ilvl="7" w:tplc="04070019" w:tentative="1">
+      <w:start w:val="1"/>
+      <w:numFmt w:val="lowerLetter"/>
+      <w:lvlText w:val="%8."/>
+      <w:lvlJc w:val="left"/>
+      <w:pPr>
+        <w:ind w:left="5760" w:hanging="360"/>
+      </w:pPr>
+    </w:lvl>
+    <w:lvl w:ilvl="8" w:tplc="0407001B" w:tentative="1">
+      <w:start w:val="1"/>
+      <w:numFmt w:val="lowerRoman"/>
+      <w:lvlText w:val="%9."/>
+      <w:lvlJc w:val="right"/>
+      <w:pPr>
+        <w:ind w:left="6480" w:hanging="180"/>
+      </w:pPr>
+    </w:lvl>
+  </w:abstractNum>
+  <w:abstractNum w:abstractNumId="17" w15:restartNumberingAfterBreak="0">
+    <w:nsid w:val="6D582516"/>
+    <w:multiLevelType w:val="hybridMultilevel"/>
+    <w:tmpl w:val="AF70D3F6"/>
+    <w:lvl w:ilvl="0" w:tplc="0407000F">
+      <w:start w:val="1"/>
+      <w:numFmt w:val="decimal"/>
+      <w:lvlText w:val="%1."/>
+      <w:lvlJc w:val="left"/>
+      <w:pPr>
+        <w:ind w:left="360" w:hanging="360"/>
+      </w:pPr>
+      <w:rPr>
+        <w:rFonts w:hint="default"/>
+      </w:rPr>
+    </w:lvl>
+    <w:lvl w:ilvl="1" w:tplc="FFFFFFFF" w:tentative="1">
+      <w:start w:val="1"/>
+      <w:numFmt w:val="bullet"/>
+      <w:lvlText w:val="o"/>
+      <w:lvlJc w:val="left"/>
+      <w:pPr>
+        <w:ind w:left="1080" w:hanging="360"/>
+      </w:pPr>
+      <w:rPr>
+        <w:rFonts w:ascii="Courier New" w:hAnsi="Courier New" w:cs="Courier New" w:hint="default"/>
+      </w:rPr>
+    </w:lvl>
+    <w:lvl w:ilvl="2" w:tplc="FFFFFFFF" w:tentative="1">
+      <w:start w:val="1"/>
+      <w:numFmt w:val="bullet"/>
+      <w:lvlText w:val=""/>
+      <w:lvlJc w:val="left"/>
+      <w:pPr>
+        <w:ind w:left="1800" w:hanging="360"/>
+      </w:pPr>
+      <w:rPr>
+        <w:rFonts w:ascii="Wingdings" w:hAnsi="Wingdings" w:hint="default"/>
+      </w:rPr>
+    </w:lvl>
+    <w:lvl w:ilvl="3" w:tplc="FFFFFFFF" w:tentative="1">
+      <w:start w:val="1"/>
+      <w:numFmt w:val="bullet"/>
+      <w:lvlText w:val=""/>
+      <w:lvlJc w:val="left"/>
+      <w:pPr>
+        <w:ind w:left="2520" w:hanging="360"/>
+      </w:pPr>
+      <w:rPr>
+        <w:rFonts w:ascii="Symbol" w:hAnsi="Symbol" w:hint="default"/>
+      </w:rPr>
+    </w:lvl>
+    <w:lvl w:ilvl="4" w:tplc="FFFFFFFF" w:tentative="1">
+      <w:start w:val="1"/>
+      <w:numFmt w:val="bullet"/>
+      <w:lvlText w:val="o"/>
+      <w:lvlJc w:val="left"/>
+      <w:pPr>
+        <w:ind w:left="3240" w:hanging="360"/>
+      </w:pPr>
+      <w:rPr>
+        <w:rFonts w:ascii="Courier New" w:hAnsi="Courier New" w:cs="Courier New" w:hint="default"/>
+      </w:rPr>
+    </w:lvl>
+    <w:lvl w:ilvl="5" w:tplc="FFFFFFFF" w:tentative="1">
+      <w:start w:val="1"/>
+      <w:numFmt w:val="bullet"/>
+      <w:lvlText w:val=""/>
+      <w:lvlJc w:val="left"/>
+      <w:pPr>
+        <w:ind w:left="3960" w:hanging="360"/>
+      </w:pPr>
+      <w:rPr>
+        <w:rFonts w:ascii="Wingdings" w:hAnsi="Wingdings" w:hint="default"/>
+      </w:rPr>
+    </w:lvl>
+    <w:lvl w:ilvl="6" w:tplc="FFFFFFFF" w:tentative="1">
+      <w:start w:val="1"/>
+      <w:numFmt w:val="bullet"/>
+      <w:lvlText w:val=""/>
+      <w:lvlJc w:val="left"/>
+      <w:pPr>
+        <w:ind w:left="4680" w:hanging="360"/>
+      </w:pPr>
+      <w:rPr>
+        <w:rFonts w:ascii="Symbol" w:hAnsi="Symbol" w:hint="default"/>
+      </w:rPr>
+    </w:lvl>
+    <w:lvl w:ilvl="7" w:tplc="FFFFFFFF" w:tentative="1">
+      <w:start w:val="1"/>
+      <w:numFmt w:val="bullet"/>
+      <w:lvlText w:val="o"/>
+      <w:lvlJc w:val="left"/>
+      <w:pPr>
+        <w:ind w:left="5400" w:hanging="360"/>
+      </w:pPr>
+      <w:rPr>
+        <w:rFonts w:ascii="Courier New" w:hAnsi="Courier New" w:cs="Courier New" w:hint="default"/>
+      </w:rPr>
+    </w:lvl>
+    <w:lvl w:ilvl="8" w:tplc="FFFFFFFF" w:tentative="1">
+      <w:start w:val="1"/>
+      <w:numFmt w:val="bullet"/>
+      <w:lvlText w:val=""/>
+      <w:lvlJc w:val="left"/>
+      <w:pPr>
+        <w:ind w:left="6120" w:hanging="360"/>
+      </w:pPr>
+      <w:rPr>
+        <w:rFonts w:ascii="Wingdings" w:hAnsi="Wingdings" w:hint="default"/>
+      </w:rPr>
+    </w:lvl>
+  </w:abstractNum>
+  <w:abstractNum w:abstractNumId="18" w15:restartNumberingAfterBreak="0">
+    <w:nsid w:val="70FE1CC0"/>
+    <w:multiLevelType w:val="hybridMultilevel"/>
+    <w:tmpl w:val="E716B6A8"/>
+    <w:lvl w:ilvl="0" w:tplc="0407000F">
+      <w:start w:val="1"/>
+      <w:numFmt w:val="decimal"/>
+      <w:lvlText w:val="%1."/>
+      <w:lvlJc w:val="left"/>
+      <w:pPr>
+        <w:ind w:left="360" w:hanging="360"/>
+      </w:pPr>
+      <w:rPr>
+        <w:rFonts w:hint="default"/>
+      </w:rPr>
+    </w:lvl>
+    <w:lvl w:ilvl="1" w:tplc="FFFFFFFF" w:tentative="1">
+      <w:start w:val="1"/>
+      <w:numFmt w:val="bullet"/>
+      <w:lvlText w:val="o"/>
+      <w:lvlJc w:val="left"/>
+      <w:pPr>
+        <w:ind w:left="1080" w:hanging="360"/>
+      </w:pPr>
+      <w:rPr>
+        <w:rFonts w:ascii="Courier New" w:hAnsi="Courier New" w:cs="Courier New" w:hint="default"/>
+      </w:rPr>
+    </w:lvl>
+    <w:lvl w:ilvl="2" w:tplc="FFFFFFFF" w:tentative="1">
+      <w:start w:val="1"/>
+      <w:numFmt w:val="bullet"/>
+      <w:lvlText w:val=""/>
+      <w:lvlJc w:val="left"/>
+      <w:pPr>
+        <w:ind w:left="1800" w:hanging="360"/>
+      </w:pPr>
+      <w:rPr>
+        <w:rFonts w:ascii="Wingdings" w:hAnsi="Wingdings" w:hint="default"/>
+      </w:rPr>
+    </w:lvl>
+    <w:lvl w:ilvl="3" w:tplc="FFFFFFFF" w:tentative="1">
+      <w:start w:val="1"/>
+      <w:numFmt w:val="bullet"/>
+      <w:lvlText w:val=""/>
+      <w:lvlJc w:val="left"/>
+      <w:pPr>
+        <w:ind w:left="2520" w:hanging="360"/>
+      </w:pPr>
+      <w:rPr>
+        <w:rFonts w:ascii="Symbol" w:hAnsi="Symbol" w:hint="default"/>
+      </w:rPr>
+    </w:lvl>
+    <w:lvl w:ilvl="4" w:tplc="FFFFFFFF" w:tentative="1">
+      <w:start w:val="1"/>
+      <w:numFmt w:val="bullet"/>
+      <w:lvlText w:val="o"/>
+      <w:lvlJc w:val="left"/>
+      <w:pPr>
+        <w:ind w:left="3240" w:hanging="360"/>
+      </w:pPr>
+      <w:rPr>
+        <w:rFonts w:ascii="Courier New" w:hAnsi="Courier New" w:cs="Courier New" w:hint="default"/>
+      </w:rPr>
+    </w:lvl>
+    <w:lvl w:ilvl="5" w:tplc="FFFFFFFF" w:tentative="1">
+      <w:start w:val="1"/>
+      <w:numFmt w:val="bullet"/>
+      <w:lvlText w:val=""/>
+      <w:lvlJc w:val="left"/>
+      <w:pPr>
+        <w:ind w:left="3960" w:hanging="360"/>
+      </w:pPr>
+      <w:rPr>
+        <w:rFonts w:ascii="Wingdings" w:hAnsi="Wingdings" w:hint="default"/>
+      </w:rPr>
+    </w:lvl>
+    <w:lvl w:ilvl="6" w:tplc="FFFFFFFF" w:tentative="1">
+      <w:start w:val="1"/>
+      <w:numFmt w:val="bullet"/>
+      <w:lvlText w:val=""/>
+      <w:lvlJc w:val="left"/>
+      <w:pPr>
+        <w:ind w:left="4680" w:hanging="360"/>
+      </w:pPr>
+      <w:rPr>
+        <w:rFonts w:ascii="Symbol" w:hAnsi="Symbol" w:hint="default"/>
+      </w:rPr>
+    </w:lvl>
+    <w:lvl w:ilvl="7" w:tplc="FFFFFFFF" w:tentative="1">
+      <w:start w:val="1"/>
+      <w:numFmt w:val="bullet"/>
+      <w:lvlText w:val="o"/>
+      <w:lvlJc w:val="left"/>
+      <w:pPr>
+        <w:ind w:left="5400" w:hanging="360"/>
+      </w:pPr>
+      <w:rPr>
+        <w:rFonts w:ascii="Courier New" w:hAnsi="Courier New" w:cs="Courier New" w:hint="default"/>
+      </w:rPr>
+    </w:lvl>
+    <w:lvl w:ilvl="8" w:tplc="FFFFFFFF" w:tentative="1">
+      <w:start w:val="1"/>
+      <w:numFmt w:val="bullet"/>
+      <w:lvlText w:val=""/>
+      <w:lvlJc w:val="left"/>
+      <w:pPr>
+        <w:ind w:left="6120" w:hanging="360"/>
+      </w:pPr>
+      <w:rPr>
+        <w:rFonts w:ascii="Wingdings" w:hAnsi="Wingdings" w:hint="default"/>
+      </w:rPr>
+    </w:lvl>
+  </w:abstractNum>
   <w:num w:numId="1" w16cid:durableId="1665164211">
-    <w:abstractNumId w:val="4"/>
+    <w:abstractNumId w:val="8"/>
   </w:num>
   <w:num w:numId="2" w16cid:durableId="1925795646">
     <w:abstractNumId w:val="0"/>
   </w:num>
   <w:num w:numId="3" w16cid:durableId="127359426">
+    <w:abstractNumId w:val="10"/>
+  </w:num>
+  <w:num w:numId="4" w16cid:durableId="746613730">
+    <w:abstractNumId w:val="10"/>
+  </w:num>
+  <w:num w:numId="5" w16cid:durableId="2146389359">
     <w:abstractNumId w:val="5"/>
   </w:num>
-  <w:num w:numId="4" w16cid:durableId="746613730">
-    <w:abstractNumId w:val="5"/>
+  <w:num w:numId="6" w16cid:durableId="1483422034">
+    <w:abstractNumId w:val="7"/>
   </w:num>
-  <w:num w:numId="5" w16cid:durableId="2146389359">
-    <w:abstractNumId w:val="2"/>
+  <w:num w:numId="7" w16cid:durableId="1115753404">
+    <w:abstractNumId w:val="15"/>
   </w:num>
-  <w:num w:numId="6" w16cid:durableId="1483422034">
+  <w:num w:numId="8" w16cid:durableId="396903581">
     <w:abstractNumId w:val="3"/>
   </w:num>
-  <w:num w:numId="7" w16cid:durableId="1115753404">
+  <w:num w:numId="9" w16cid:durableId="1176726574">
+    <w:abstractNumId w:val="16"/>
+  </w:num>
+  <w:num w:numId="10" w16cid:durableId="1848515729">
     <w:abstractNumId w:val="6"/>
   </w:num>
-  <w:num w:numId="8" w16cid:durableId="396903581">
+  <w:num w:numId="11" w16cid:durableId="1555584460">
     <w:abstractNumId w:val="1"/>
+  </w:num>
+  <w:num w:numId="12" w16cid:durableId="2051757850">
+    <w:abstractNumId w:val="17"/>
+  </w:num>
+  <w:num w:numId="13" w16cid:durableId="968589078">
+    <w:abstractNumId w:val="9"/>
+  </w:num>
+  <w:num w:numId="14" w16cid:durableId="796680437">
+    <w:abstractNumId w:val="12"/>
+  </w:num>
+  <w:num w:numId="15" w16cid:durableId="677851441">
+    <w:abstractNumId w:val="18"/>
+  </w:num>
+  <w:num w:numId="16" w16cid:durableId="834146817">
+    <w:abstractNumId w:val="14"/>
+  </w:num>
+  <w:num w:numId="17" w16cid:durableId="834297450">
+    <w:abstractNumId w:val="11"/>
+  </w:num>
+  <w:num w:numId="18" w16cid:durableId="680935723">
+    <w:abstractNumId w:val="13"/>
+  </w:num>
+  <w:num w:numId="19" w16cid:durableId="587814734">
+    <w:abstractNumId w:val="4"/>
+  </w:num>
+  <w:num w:numId="20" w16cid:durableId="1623222265">
+    <w:abstractNumId w:val="2"/>
   </w:num>
 </w:numbering>
 </file>
@@ -2946,6 +4939,118 @@
       </w:tcPr>
     </w:tblStylePr>
   </w:style>
+  <w:style w:type="table" w:styleId="EinfacheTabelle1">
+    <w:name w:val="Plain Table 1"/>
+    <w:basedOn w:val="NormaleTabelle"/>
+    <w:uiPriority w:val="41"/>
+    <w:rsid w:val="0046480B"/>
+    <w:pPr>
+      <w:spacing w:after="0" w:line="240" w:lineRule="auto"/>
+    </w:pPr>
+    <w:tblPr>
+      <w:tblStyleRowBandSize w:val="1"/>
+      <w:tblStyleColBandSize w:val="1"/>
+      <w:tblBorders>
+        <w:top w:val="single" w:sz="4" w:space="0" w:color="BFBFBF" w:themeColor="background1" w:themeShade="BF"/>
+        <w:left w:val="single" w:sz="4" w:space="0" w:color="BFBFBF" w:themeColor="background1" w:themeShade="BF"/>
+        <w:bottom w:val="single" w:sz="4" w:space="0" w:color="BFBFBF" w:themeColor="background1" w:themeShade="BF"/>
+        <w:right w:val="single" w:sz="4" w:space="0" w:color="BFBFBF" w:themeColor="background1" w:themeShade="BF"/>
+        <w:insideH w:val="single" w:sz="4" w:space="0" w:color="BFBFBF" w:themeColor="background1" w:themeShade="BF"/>
+        <w:insideV w:val="single" w:sz="4" w:space="0" w:color="BFBFBF" w:themeColor="background1" w:themeShade="BF"/>
+      </w:tblBorders>
+    </w:tblPr>
+    <w:tblStylePr w:type="firstRow">
+      <w:rPr>
+        <w:b/>
+        <w:bCs/>
+      </w:rPr>
+    </w:tblStylePr>
+    <w:tblStylePr w:type="lastRow">
+      <w:rPr>
+        <w:b/>
+        <w:bCs/>
+      </w:rPr>
+      <w:tblPr/>
+      <w:tcPr>
+        <w:tcBorders>
+          <w:top w:val="double" w:sz="4" w:space="0" w:color="BFBFBF" w:themeColor="background1" w:themeShade="BF"/>
+        </w:tcBorders>
+      </w:tcPr>
+    </w:tblStylePr>
+    <w:tblStylePr w:type="firstCol">
+      <w:rPr>
+        <w:b/>
+        <w:bCs/>
+      </w:rPr>
+    </w:tblStylePr>
+    <w:tblStylePr w:type="lastCol">
+      <w:rPr>
+        <w:b/>
+        <w:bCs/>
+      </w:rPr>
+    </w:tblStylePr>
+    <w:tblStylePr w:type="band1Vert">
+      <w:tblPr/>
+      <w:tcPr>
+        <w:shd w:val="clear" w:color="auto" w:fill="F2F2F2" w:themeFill="background1" w:themeFillShade="F2"/>
+      </w:tcPr>
+    </w:tblStylePr>
+    <w:tblStylePr w:type="band1Horz">
+      <w:tblPr/>
+      <w:tcPr>
+        <w:shd w:val="clear" w:color="auto" w:fill="F2F2F2" w:themeFill="background1" w:themeFillShade="F2"/>
+      </w:tcPr>
+    </w:tblStylePr>
+  </w:style>
+  <w:style w:type="table" w:styleId="EinfacheTabelle4">
+    <w:name w:val="Plain Table 4"/>
+    <w:basedOn w:val="NormaleTabelle"/>
+    <w:uiPriority w:val="44"/>
+    <w:rsid w:val="00D37B84"/>
+    <w:pPr>
+      <w:spacing w:after="0" w:line="240" w:lineRule="auto"/>
+    </w:pPr>
+    <w:tblPr>
+      <w:tblStyleRowBandSize w:val="1"/>
+      <w:tblStyleColBandSize w:val="1"/>
+    </w:tblPr>
+    <w:tblStylePr w:type="firstRow">
+      <w:rPr>
+        <w:b/>
+        <w:bCs/>
+      </w:rPr>
+    </w:tblStylePr>
+    <w:tblStylePr w:type="lastRow">
+      <w:rPr>
+        <w:b/>
+        <w:bCs/>
+      </w:rPr>
+    </w:tblStylePr>
+    <w:tblStylePr w:type="firstCol">
+      <w:rPr>
+        <w:b/>
+        <w:bCs/>
+      </w:rPr>
+    </w:tblStylePr>
+    <w:tblStylePr w:type="lastCol">
+      <w:rPr>
+        <w:b/>
+        <w:bCs/>
+      </w:rPr>
+    </w:tblStylePr>
+    <w:tblStylePr w:type="band1Vert">
+      <w:tblPr/>
+      <w:tcPr>
+        <w:shd w:val="clear" w:color="auto" w:fill="F2F2F2" w:themeFill="background1" w:themeFillShade="F2"/>
+      </w:tcPr>
+    </w:tblStylePr>
+    <w:tblStylePr w:type="band1Horz">
+      <w:tblPr/>
+      <w:tcPr>
+        <w:shd w:val="clear" w:color="auto" w:fill="F2F2F2" w:themeFill="background1" w:themeFillShade="F2"/>
+      </w:tcPr>
+    </w:tblStylePr>
+  </w:style>
 </w:styles>
 </file>
 
